--- a/Ausgabe/Klasse_7.docx
+++ b/Ausgabe/Klasse_7.docx
@@ -1177,7 +1177,7 @@
       <w:rPr>
         <w:sz w:val="16"/>
       </w:rPr>
-      <w:t>Unterrichtsmaterial Oberschule Sachsen · Version v0.4.0-319-gc4b6538-dirty · Build 16.08.2026</w:t>
+      <w:t>Unterrichtsmaterial Oberschule Sachsen · Version v0.4.0-322-g516fad1-dirty · Build 17.08.2026</w:t>
     </w:r>
   </w:p>
 </w:ftr>

--- a/Ausgabe/Klasse_7.docx
+++ b/Ausgabe/Klasse_7.docx
@@ -1177,7 +1177,7 @@
       <w:rPr>
         <w:sz w:val="16"/>
       </w:rPr>
-      <w:t>Unterrichtsmaterial Oberschule Sachsen · Version v0.4.0-322-g516fad1-dirty · Build 17.08.2026</w:t>
+      <w:t>Unterrichtsmaterial Oberschule Sachsen · Version v0.4.0-327-g8416f81-dirty · Build 17.08.2026</w:t>
     </w:r>
   </w:p>
 </w:ftr>

--- a/Ausgabe/Klasse_7.docx
+++ b/Ausgabe/Klasse_7.docx
@@ -1177,7 +1177,7 @@
       <w:rPr>
         <w:sz w:val="16"/>
       </w:rPr>
-      <w:t>Unterrichtsmaterial Oberschule Sachsen · Version v0.4.0-327-g8416f81-dirty · Build 17.08.2026</w:t>
+      <w:t>Unterrichtsmaterial Oberschule Sachsen · Version v0.4.0-333-gbccbada-dirty · Build 17.08.2026</w:t>
     </w:r>
   </w:p>
 </w:ftr>

--- a/Ausgabe/Klasse_7.docx
+++ b/Ausgabe/Klasse_7.docx
@@ -49,7 +49,7 @@
         <w:br w:type="page"/>
       </w:r>
     </w:p>
-    <w:bookmarkStart w:id="28" w:name="klasse-7-informatik"/>
+    <w:bookmarkStart w:id="26" w:name="klasse-7-informatik"/>
     <w:p>
       <w:pPr>
         <w:pStyle w:val="Heading1"/>
@@ -58,272 +58,38 @@
         <w:t xml:space="preserve">Klasse 7 – Informatik</w:t>
       </w:r>
     </w:p>
-    <w:bookmarkStart w:id="20" w:name="leitfrage"/>
     <w:p>
       <w:pPr>
+        <w:pStyle w:val="FirstParagraph"/>
+      </w:pPr>
+      <w:r>
+        <w:t xml:space="preserve">Grundlage ist der sächsische Lehrplan Informatik Oberschule 2022.</w:t>
+      </w:r>
+    </w:p>
+    <w:bookmarkStart w:id="22" w:name="verbindliche-lernbereiche"/>
+    <w:p>
+      <w:pPr>
         <w:pStyle w:val="Heading2"/>
       </w:pPr>
       <w:r>
-        <w:t xml:space="preserve">Leitfrage</w:t>
+        <w:t xml:space="preserve">Verbindliche Lernbereiche</w:t>
+      </w:r>
+    </w:p>
+    <w:bookmarkStart w:id="20" w:name="informatik-im-alltag-10-ustd."/>
+    <w:p>
+      <w:pPr>
+        <w:pStyle w:val="Heading3"/>
+      </w:pPr>
+      <w:r>
+        <w:t xml:space="preserve">1. Informatik im Alltag – 10 Ustd.</w:t>
       </w:r>
     </w:p>
     <w:p>
       <w:pPr>
-        <w:pStyle w:val="BlockText"/>
+        <w:pStyle w:val="FirstParagraph"/>
       </w:pPr>
       <w:r>
-        <w:rPr>
-          <w:bCs/>
-          <w:b/>
-        </w:rPr>
-        <w:t xml:space="preserve">Wie arbeitet ein Computer und wie werden Informationen dargestellt und verarbeitet?</w:t>
-      </w:r>
-    </w:p>
-    <w:p>
-      <w:pPr>
-        <w:pStyle w:val="FirstParagraph"/>
-      </w:pPr>
-      <w:r>
-        <w:t xml:space="preserve">Die Materialien sind für Einzelstunden von 45 Minuten geplant. Jede Stunde beginnt mit einem kurzen Rückblick („Was haben wir letzte Stunde gemacht?“), führt über eine Leitfrage zur Erarbeitung und endet mit Sicherung und Ausblick.</w:t>
-      </w:r>
-    </w:p>
-    <w:bookmarkEnd w:id="20"/>
-    <w:bookmarkStart w:id="25" w:name="didaktischer-lernweg"/>
-    <w:p>
-      <w:pPr>
-        <w:pStyle w:val="Heading2"/>
-      </w:pPr>
-      <w:r>
-        <w:t xml:space="preserve">Didaktischer Lernweg</w:t>
-      </w:r>
-    </w:p>
-    <w:bookmarkStart w:id="21" w:name="grundlagen-der-digitalen-welt"/>
-    <w:p>
-      <w:pPr>
-        <w:pStyle w:val="Heading3"/>
-      </w:pPr>
-      <w:r>
-        <w:t xml:space="preserve">1. Grundlagen der digitalen Welt</w:t>
-      </w:r>
-    </w:p>
-    <w:p>
-      <w:pPr>
-        <w:numPr>
-          <w:ilvl w:val="0"/>
-          <w:numId w:val="1001"/>
-        </w:numPr>
-        <w:pStyle w:val="Compact"/>
-      </w:pPr>
-      <w:r>
-        <w:t xml:space="preserve">Geschichte der Informatik als motivierender Einstieg, nicht prüfungsrelevant</w:t>
-      </w:r>
-    </w:p>
-    <w:p>
-      <w:pPr>
-        <w:numPr>
-          <w:ilvl w:val="0"/>
-          <w:numId w:val="1001"/>
-        </w:numPr>
-        <w:pStyle w:val="Compact"/>
-      </w:pPr>
-      <w:r>
-        <w:t xml:space="preserve">binäre Zustände, Bit und Binärzahlen</w:t>
-      </w:r>
-    </w:p>
-    <w:p>
-      <w:pPr>
-        <w:numPr>
-          <w:ilvl w:val="0"/>
-          <w:numId w:val="1001"/>
-        </w:numPr>
-        <w:pStyle w:val="Compact"/>
-      </w:pPr>
-      <w:r>
-        <w:t xml:space="preserve">Umrechnung über Zweierpotenzen und Division durch 2</w:t>
-      </w:r>
-    </w:p>
-    <w:p>
-      <w:pPr>
-        <w:numPr>
-          <w:ilvl w:val="0"/>
-          <w:numId w:val="1001"/>
-        </w:numPr>
-        <w:pStyle w:val="Compact"/>
-      </w:pPr>
-      <w:r>
-        <w:t xml:space="preserve">Binäraddition</w:t>
-      </w:r>
-    </w:p>
-    <w:p>
-      <w:pPr>
-        <w:numPr>
-          <w:ilvl w:val="0"/>
-          <w:numId w:val="1001"/>
-        </w:numPr>
-        <w:pStyle w:val="Compact"/>
-      </w:pPr>
-      <w:r>
-        <w:t xml:space="preserve">Texte, Bilder und Musik als digitale Daten</w:t>
-      </w:r>
-    </w:p>
-    <w:p>
-      <w:pPr>
-        <w:numPr>
-          <w:ilvl w:val="0"/>
-          <w:numId w:val="1001"/>
-        </w:numPr>
-        <w:pStyle w:val="Compact"/>
-      </w:pPr>
-      <w:r>
-        <w:t xml:space="preserve">EVAS-Prinzip</w:t>
-      </w:r>
-    </w:p>
-    <w:p>
-      <w:pPr>
-        <w:numPr>
-          <w:ilvl w:val="0"/>
-          <w:numId w:val="1001"/>
-        </w:numPr>
-        <w:pStyle w:val="Compact"/>
-      </w:pPr>
-      <w:r>
-        <w:t xml:space="preserve">benotete EVAS-Präsentation</w:t>
-      </w:r>
-    </w:p>
-    <w:p>
-      <w:pPr>
-        <w:numPr>
-          <w:ilvl w:val="0"/>
-          <w:numId w:val="1001"/>
-        </w:numPr>
-        <w:pStyle w:val="Compact"/>
-      </w:pPr>
-      <w:r>
-        <w:t xml:space="preserve">Hardware und Software</w:t>
-      </w:r>
-    </w:p>
-    <w:p>
-      <w:pPr>
-        <w:numPr>
-          <w:ilvl w:val="0"/>
-          <w:numId w:val="1001"/>
-        </w:numPr>
-        <w:pStyle w:val="Compact"/>
-      </w:pPr>
-      <w:r>
-        <w:t xml:space="preserve">Prozessor, Speicher und Datenmengen</w:t>
-      </w:r>
-    </w:p>
-    <w:p>
-      <w:pPr>
-        <w:numPr>
-          <w:ilvl w:val="0"/>
-          <w:numId w:val="1001"/>
-        </w:numPr>
-        <w:pStyle w:val="Compact"/>
-      </w:pPr>
-      <w:r>
-        <w:t xml:space="preserve">Dateien, Ordner und Pfade</w:t>
-      </w:r>
-    </w:p>
-    <w:bookmarkEnd w:id="21"/>
-    <w:bookmarkStart w:id="22" w:name="repräsentation-von-daten"/>
-    <w:p>
-      <w:pPr>
-        <w:pStyle w:val="Heading3"/>
-      </w:pPr>
-      <w:r>
-        <w:t xml:space="preserve">2. Repräsentation von Daten</w:t>
-      </w:r>
-    </w:p>
-    <w:p>
-      <w:pPr>
-        <w:numPr>
-          <w:ilvl w:val="0"/>
-          <w:numId w:val="1002"/>
-        </w:numPr>
-        <w:pStyle w:val="Compact"/>
-      </w:pPr>
-      <w:r>
-        <w:t xml:space="preserve">Information und Daten unterscheiden</w:t>
-      </w:r>
-    </w:p>
-    <w:p>
-      <w:pPr>
-        <w:numPr>
-          <w:ilvl w:val="0"/>
-          <w:numId w:val="1002"/>
-        </w:numPr>
-        <w:pStyle w:val="Compact"/>
-      </w:pPr>
-      <w:r>
-        <w:t xml:space="preserve">Darstellungsformen auswählen und vergleichen</w:t>
-      </w:r>
-    </w:p>
-    <w:p>
-      <w:pPr>
-        <w:numPr>
-          <w:ilvl w:val="0"/>
-          <w:numId w:val="1002"/>
-        </w:numPr>
-        <w:pStyle w:val="Compact"/>
-      </w:pPr>
-      <w:r>
-        <w:t xml:space="preserve">digitale Medien zweckmäßig erstellen</w:t>
-      </w:r>
-    </w:p>
-    <w:p>
-      <w:pPr>
-        <w:numPr>
-          <w:ilvl w:val="0"/>
-          <w:numId w:val="1002"/>
-        </w:numPr>
-        <w:pStyle w:val="Compact"/>
-      </w:pPr>
-      <w:r>
-        <w:t xml:space="preserve">Objekt, Attribut und Attributwert</w:t>
-      </w:r>
-    </w:p>
-    <w:p>
-      <w:pPr>
-        <w:numPr>
-          <w:ilvl w:val="0"/>
-          <w:numId w:val="1002"/>
-        </w:numPr>
-        <w:pStyle w:val="Compact"/>
-      </w:pPr>
-      <w:r>
-        <w:t xml:space="preserve">Klasse und Methode</w:t>
-      </w:r>
-    </w:p>
-    <w:p>
-      <w:pPr>
-        <w:numPr>
-          <w:ilvl w:val="0"/>
-          <w:numId w:val="1002"/>
-        </w:numPr>
-        <w:pStyle w:val="Compact"/>
-      </w:pPr>
-      <w:r>
-        <w:t xml:space="preserve">personenbezogene Daten, Urheberrecht und Quellen</w:t>
-      </w:r>
-    </w:p>
-    <w:bookmarkEnd w:id="22"/>
-    <w:bookmarkStart w:id="23" w:name="algorithmen-und-programmierung"/>
-    <w:p>
-      <w:pPr>
-        <w:pStyle w:val="Heading3"/>
-      </w:pPr>
-      <w:r>
-        <w:t xml:space="preserve">3. Algorithmen und Programmierung</w:t>
-      </w:r>
-    </w:p>
-    <w:p>
-      <w:pPr>
-        <w:pStyle w:val="FirstParagraph"/>
-      </w:pPr>
-      <w:r>
-        <w:t xml:space="preserve">Die Programmiervertiefung besitzt einen eigenen, vollständigen Lernbereich. Alle zugehörigen Unterrichtsdateien liegen unter</w:t>
+        <w:t xml:space="preserve">Material:</w:t>
       </w:r>
       <w:r>
         <w:t xml:space="preserve"> </w:t>
@@ -332,139 +98,149 @@
         <w:rPr>
           <w:rStyle w:val="VerbatimChar"/>
         </w:rPr>
-        <w:t xml:space="preserve">03_Algorithmen_und_Programmierung</w:t>
-      </w:r>
-      <w:r>
-        <w:t xml:space="preserve">:</w:t>
+        <w:t xml:space="preserve">01_Informatik_im_Alltag</w:t>
       </w:r>
     </w:p>
     <w:p>
       <w:pPr>
-        <w:numPr>
-          <w:ilvl w:val="0"/>
-          <w:numId w:val="1003"/>
-        </w:numPr>
-        <w:pStyle w:val="Compact"/>
+        <w:pStyle w:val="BodyText"/>
       </w:pPr>
       <w:r>
-        <w:t xml:space="preserve">Sequenz, Entscheidung und Wiederholung</w:t>
+        <w:t xml:space="preserve">Verbindliche Schwerpunkte:</w:t>
       </w:r>
     </w:p>
     <w:p>
       <w:pPr>
         <w:numPr>
           <w:ilvl w:val="0"/>
-          <w:numId w:val="1003"/>
+          <w:numId w:val="1001"/>
         </w:numPr>
         <w:pStyle w:val="Compact"/>
       </w:pPr>
       <w:r>
-        <w:t xml:space="preserve">Scratch: Ereignisse, Eingaben, Bedingungen, Schleifen und Variablen</w:t>
+        <w:t xml:space="preserve">Entwicklung der Informatik und Rechentechnik sowie aktuelle Entwicklungstendenzen</w:t>
       </w:r>
     </w:p>
     <w:p>
       <w:pPr>
         <w:numPr>
           <w:ilvl w:val="0"/>
-          <w:numId w:val="1003"/>
+          <w:numId w:val="1001"/>
         </w:numPr>
         <w:pStyle w:val="Compact"/>
       </w:pPr>
       <w:r>
-        <w:t xml:space="preserve">Übungsprojekt und Kompetenzcheck</w:t>
+        <w:t xml:space="preserve">Digitalisierung, Automatisierung und Vernetzung im Alltag</w:t>
       </w:r>
     </w:p>
     <w:p>
       <w:pPr>
         <w:numPr>
           <w:ilvl w:val="0"/>
-          <w:numId w:val="1003"/>
+          <w:numId w:val="1001"/>
         </w:numPr>
         <w:pStyle w:val="Compact"/>
       </w:pPr>
       <w:r>
-        <w:t xml:space="preserve">separate Leistungskontrolle</w:t>
+        <w:t xml:space="preserve">allgemeiner Aufbau eines Informatiksystems und EVA-Prinzip</w:t>
       </w:r>
     </w:p>
     <w:p>
       <w:pPr>
-        <w:pStyle w:val="FirstParagraph"/>
+        <w:numPr>
+          <w:ilvl w:val="0"/>
+          <w:numId w:val="1001"/>
+        </w:numPr>
+        <w:pStyle w:val="Compact"/>
       </w:pPr>
       <w:r>
-        <w:t xml:space="preserve">Diese Inhalte bilden bewusst eine Brücke zu Klasse 8.</w:t>
-      </w:r>
-    </w:p>
-    <w:bookmarkEnd w:id="23"/>
-    <w:bookmarkStart w:id="24" w:name="wahlbereiche"/>
-    <w:p>
-      <w:pPr>
-        <w:pStyle w:val="Heading3"/>
-      </w:pPr>
-      <w:r>
-        <w:t xml:space="preserve">4. Wahlbereiche</w:t>
+        <w:t xml:space="preserve">Hardware und Software sowie deren Zusammenwirken</w:t>
       </w:r>
     </w:p>
     <w:p>
       <w:pPr>
-        <w:pStyle w:val="FirstParagraph"/>
+        <w:numPr>
+          <w:ilvl w:val="0"/>
+          <w:numId w:val="1001"/>
+        </w:numPr>
+        <w:pStyle w:val="Compact"/>
       </w:pPr>
       <w:r>
-        <w:t xml:space="preserve">Die Wahlbereiche werden jeweils als eigenständige Lernbereiche mit konsistenter Binnenstruktur geführt.</w:t>
-      </w:r>
-    </w:p>
-    <w:bookmarkEnd w:id="24"/>
-    <w:bookmarkEnd w:id="25"/>
-    <w:bookmarkStart w:id="26" w:name="leistungsbewertung"/>
-    <w:p>
-      <w:pPr>
-        <w:pStyle w:val="Heading2"/>
-      </w:pPr>
-      <w:r>
-        <w:t xml:space="preserve">Leistungsbewertung</w:t>
+        <w:t xml:space="preserve">Lizenzformen: kostenpflichtig/frei, proprietär/Open Source</w:t>
       </w:r>
     </w:p>
     <w:p>
       <w:pPr>
-        <w:pStyle w:val="FirstParagraph"/>
+        <w:numPr>
+          <w:ilvl w:val="0"/>
+          <w:numId w:val="1001"/>
+        </w:numPr>
+        <w:pStyle w:val="Compact"/>
       </w:pPr>
       <w:r>
-        <w:t xml:space="preserve">Es stehen mehrere benotbare bzw. schriftlich prüfbare Leistungen zur Verfügung:</w:t>
+        <w:t xml:space="preserve">Speicher: Eigenschaften, Speicherarten und Anwendungsgebiete</w:t>
       </w:r>
     </w:p>
     <w:p>
       <w:pPr>
         <w:numPr>
           <w:ilvl w:val="0"/>
-          <w:numId w:val="1004"/>
+          <w:numId w:val="1001"/>
         </w:numPr>
         <w:pStyle w:val="Compact"/>
       </w:pPr>
       <w:r>
-        <w:t xml:space="preserve">benotete EVAS-Präsentation mit Bewertungsraster</w:t>
+        <w:t xml:space="preserve">binäre Zustände, Bit/Byte und Größenordnungen von Datenmengen</w:t>
       </w:r>
     </w:p>
     <w:p>
       <w:pPr>
         <w:numPr>
           <w:ilvl w:val="0"/>
-          <w:numId w:val="1004"/>
+          <w:numId w:val="1001"/>
         </w:numPr>
         <w:pStyle w:val="Compact"/>
       </w:pPr>
       <w:r>
-        <w:t xml:space="preserve">Leistungskontrolle „Digitale Information und EVAS“</w:t>
+        <w:t xml:space="preserve">Datei, Dateityp, Ordner und Pfad</w:t>
       </w:r>
     </w:p>
     <w:p>
       <w:pPr>
         <w:numPr>
           <w:ilvl w:val="0"/>
-          <w:numId w:val="1004"/>
+          <w:numId w:val="1001"/>
         </w:numPr>
         <w:pStyle w:val="Compact"/>
       </w:pPr>
       <w:r>
-        <w:t xml:space="preserve">Leistungskontrolle „Algorithmen und Scratch“ im Lernbereich</w:t>
+        <w:t xml:space="preserve">Datei- und Ordneroperationen sowie lokale, vernetzte und webbasierte Speicher</w:t>
+      </w:r>
+    </w:p>
+    <w:p>
+      <w:pPr>
+        <w:pStyle w:val="FirstParagraph"/>
+      </w:pPr>
+      <w:r>
+        <w:t xml:space="preserve">Die vorhandenen Vertiefungen zu Binärzahlen, Text-, Bild- und Audiodaten dienen der Anschaulichkeit und Differenzierung. Umrechnungsverfahren und Binäraddition sind keine eigenständigen verbindlichen Lehrplanforderungen der Klassenstufe 7 und werden deshalb nicht als Kernstoff für Leistungskontrollen behandelt.</w:t>
+      </w:r>
+    </w:p>
+    <w:bookmarkEnd w:id="20"/>
+    <w:bookmarkStart w:id="21" w:name="repräsentation-von-daten-15-ustd."/>
+    <w:p>
+      <w:pPr>
+        <w:pStyle w:val="Heading3"/>
+      </w:pPr>
+      <w:r>
+        <w:t xml:space="preserve">2. Repräsentation von Daten – 15 Ustd.</w:t>
+      </w:r>
+    </w:p>
+    <w:p>
+      <w:pPr>
+        <w:pStyle w:val="FirstParagraph"/>
+      </w:pPr>
+      <w:r>
+        <w:t xml:space="preserve">Material:</w:t>
       </w:r>
       <w:r>
         <w:t xml:space="preserve"> </w:t>
@@ -473,27 +249,243 @@
         <w:rPr>
           <w:rStyle w:val="VerbatimChar"/>
         </w:rPr>
-        <w:t xml:space="preserve">03_Algorithmen_und_Programmierung</w:t>
+        <w:t xml:space="preserve">02_Repraesentation_von_Daten</w:t>
       </w:r>
     </w:p>
     <w:p>
       <w:pPr>
-        <w:numPr>
-          <w:ilvl w:val="0"/>
-          <w:numId w:val="1004"/>
-        </w:numPr>
-        <w:pStyle w:val="Compact"/>
+        <w:pStyle w:val="BodyText"/>
       </w:pPr>
       <w:r>
-        <w:t xml:space="preserve">Leistungskontrolle „Repräsentation von Daten“</w:t>
+        <w:t xml:space="preserve">Verbindliche Schwerpunkte:</w:t>
       </w:r>
     </w:p>
     <w:p>
       <w:pPr>
+        <w:numPr>
+          <w:ilvl w:val="0"/>
+          <w:numId w:val="1002"/>
+        </w:numPr>
+        <w:pStyle w:val="Compact"/>
+      </w:pPr>
+      <w:r>
+        <w:t xml:space="preserve">Information und Daten unterscheiden; Darstellungsformen vergleichen</w:t>
+      </w:r>
+    </w:p>
+    <w:p>
+      <w:pPr>
+        <w:numPr>
+          <w:ilvl w:val="0"/>
+          <w:numId w:val="1002"/>
+        </w:numPr>
+        <w:pStyle w:val="Compact"/>
+      </w:pPr>
+      <w:r>
+        <w:t xml:space="preserve">informatische Konzepte auf die Erstellung digitaler Medien übertragen</w:t>
+      </w:r>
+    </w:p>
+    <w:p>
+      <w:pPr>
+        <w:numPr>
+          <w:ilvl w:val="0"/>
+          <w:numId w:val="1002"/>
+        </w:numPr>
+        <w:pStyle w:val="Compact"/>
+      </w:pPr>
+      <w:r>
+        <w:t xml:space="preserve">Objektorientierung: Klasse, Objekt, Attribut, Attributwert und Methode</w:t>
+      </w:r>
+    </w:p>
+    <w:p>
+      <w:pPr>
+        <w:numPr>
+          <w:ilvl w:val="0"/>
+          <w:numId w:val="1002"/>
+        </w:numPr>
+        <w:pStyle w:val="Compact"/>
+      </w:pPr>
+      <w:r>
+        <w:t xml:space="preserve">Klassen bilden und konkrete Objekte dem Modell Klasse–Objekt–Attribut–Attributwert zuordnen</w:t>
+      </w:r>
+    </w:p>
+    <w:p>
+      <w:pPr>
+        <w:numPr>
+          <w:ilvl w:val="0"/>
+          <w:numId w:val="1002"/>
+        </w:numPr>
+        <w:pStyle w:val="Compact"/>
+      </w:pPr>
+      <w:r>
+        <w:t xml:space="preserve">Methoden zum Ändern von Attributwerten und vereinfachte Darstellungen von Klassen/Objekten</w:t>
+      </w:r>
+    </w:p>
+    <w:p>
+      <w:pPr>
+        <w:numPr>
+          <w:ilvl w:val="0"/>
+          <w:numId w:val="1002"/>
+        </w:numPr>
+        <w:pStyle w:val="Compact"/>
+      </w:pPr>
+      <w:r>
+        <w:t xml:space="preserve">Inhalt und Design trennen sowie Automatisierung bei der Informationsverarbeitung erkennen</w:t>
+      </w:r>
+    </w:p>
+    <w:p>
+      <w:pPr>
+        <w:numPr>
+          <w:ilvl w:val="0"/>
+          <w:numId w:val="1002"/>
+        </w:numPr>
+        <w:pStyle w:val="Compact"/>
+      </w:pPr>
+      <w:r>
+        <w:t xml:space="preserve">problembezogen geeignete Anwendersoftware auswählen und weitere Anwendungssoftware kennenlernen</w:t>
+      </w:r>
+    </w:p>
+    <w:p>
+      <w:pPr>
+        <w:numPr>
+          <w:ilvl w:val="0"/>
+          <w:numId w:val="1002"/>
+        </w:numPr>
+        <w:pStyle w:val="Compact"/>
+      </w:pPr>
+      <w:r>
+        <w:t xml:space="preserve">Urheber- und Persönlichkeitsrechte, Quellenangaben, Zitatrecht und Plagiat</w:t>
+      </w:r>
+    </w:p>
+    <w:p>
+      <w:pPr>
+        <w:numPr>
+          <w:ilvl w:val="0"/>
+          <w:numId w:val="1002"/>
+        </w:numPr>
+        <w:pStyle w:val="Compact"/>
+      </w:pPr>
+      <w:r>
+        <w:t xml:space="preserve">Datenschutz und Datensicherheit, Inhalts- und Metadaten, Schutz von Dokumenten</w:t>
+      </w:r>
+    </w:p>
+    <w:p>
+      <w:pPr>
+        <w:numPr>
+          <w:ilvl w:val="0"/>
+          <w:numId w:val="1002"/>
+        </w:numPr>
+        <w:pStyle w:val="Compact"/>
+      </w:pPr>
+      <w:r>
+        <w:t xml:space="preserve">Erstellung, Manipulation und Verbreitung von Informationen und Medien durch Menschen und Automaten</w:t>
+      </w:r>
+    </w:p>
+    <w:bookmarkEnd w:id="21"/>
+    <w:bookmarkEnd w:id="22"/>
+    <w:bookmarkStart w:id="23" w:name="wahlbereiche"/>
+    <w:p>
+      <w:pPr>
+        <w:pStyle w:val="Heading2"/>
+      </w:pPr>
+      <w:r>
+        <w:t xml:space="preserve">Wahlbereiche</w:t>
+      </w:r>
+    </w:p>
+    <w:p>
+      <w:pPr>
         <w:pStyle w:val="FirstParagraph"/>
       </w:pPr>
       <w:r>
-        <w:t xml:space="preserve">Die Geschichte der Informatik dient ausschließlich der Orientierung und Motivation. Jahreszahlen und biografische Detailkenntnisse sind</w:t>
+        <w:t xml:space="preserve">Die drei Wahlbereiche entsprechen dem Lehrplan 2022:</w:t>
+      </w:r>
+    </w:p>
+    <w:p>
+      <w:pPr>
+        <w:numPr>
+          <w:ilvl w:val="0"/>
+          <w:numId w:val="1003"/>
+        </w:numPr>
+        <w:pStyle w:val="Compact"/>
+      </w:pPr>
+      <w:r>
+        <w:rPr>
+          <w:rStyle w:val="VerbatimChar"/>
+        </w:rPr>
+        <w:t xml:space="preserve">04_Wahlbereich_KI</w:t>
+      </w:r>
+      <w:r>
+        <w:t xml:space="preserve"> </w:t>
+      </w:r>
+      <w:r>
+        <w:t xml:space="preserve">– Künstliche Intelligenz</w:t>
+      </w:r>
+    </w:p>
+    <w:p>
+      <w:pPr>
+        <w:numPr>
+          <w:ilvl w:val="0"/>
+          <w:numId w:val="1003"/>
+        </w:numPr>
+        <w:pStyle w:val="Compact"/>
+      </w:pPr>
+      <w:r>
+        <w:rPr>
+          <w:rStyle w:val="VerbatimChar"/>
+        </w:rPr>
+        <w:t xml:space="preserve">05_Wahlbereich_Mobile_Endgeraete</w:t>
+      </w:r>
+      <w:r>
+        <w:t xml:space="preserve"> </w:t>
+      </w:r>
+      <w:r>
+        <w:t xml:space="preserve">– Mobile Endgeräte</w:t>
+      </w:r>
+    </w:p>
+    <w:p>
+      <w:pPr>
+        <w:numPr>
+          <w:ilvl w:val="0"/>
+          <w:numId w:val="1003"/>
+        </w:numPr>
+        <w:pStyle w:val="Compact"/>
+      </w:pPr>
+      <w:r>
+        <w:rPr>
+          <w:rStyle w:val="VerbatimChar"/>
+        </w:rPr>
+        <w:t xml:space="preserve">06_Wahlbereich_Computergrafik</w:t>
+      </w:r>
+      <w:r>
+        <w:t xml:space="preserve"> </w:t>
+      </w:r>
+      <w:r>
+        <w:t xml:space="preserve">– Computergrafik</w:t>
+      </w:r>
+    </w:p>
+    <w:p>
+      <w:pPr>
+        <w:pStyle w:val="FirstParagraph"/>
+      </w:pPr>
+      <w:r>
+        <w:t xml:space="preserve">Ein Wahlbereich kann ergänzend zum Pflichtunterricht bearbeitet werden.</w:t>
+      </w:r>
+    </w:p>
+    <w:bookmarkEnd w:id="23"/>
+    <w:bookmarkStart w:id="24" w:name="abgrenzung-zu-klasse-8"/>
+    <w:p>
+      <w:pPr>
+        <w:pStyle w:val="Heading2"/>
+      </w:pPr>
+      <w:r>
+        <w:t xml:space="preserve">Abgrenzung zu Klasse 8</w:t>
+      </w:r>
+    </w:p>
+    <w:p>
+      <w:pPr>
+        <w:pStyle w:val="FirstParagraph"/>
+      </w:pPr>
+      <w:r>
+        <w:t xml:space="preserve">Ein eigenständiger Pflichtlernbereich „Algorithmen und Programmierung“ gehört</w:t>
       </w:r>
       <w:r>
         <w:t xml:space="preserve"> </w:t>
@@ -509,25 +501,48 @@
         <w:t xml:space="preserve"> </w:t>
       </w:r>
       <w:r>
-        <w:t xml:space="preserve">Gegenstand einer Leistungskontrolle.</w:t>
-      </w:r>
-    </w:p>
-    <w:bookmarkEnd w:id="26"/>
-    <w:bookmarkStart w:id="27" w:name="übergang-zu-klasse-8"/>
-    <w:p>
-      <w:pPr>
-        <w:pStyle w:val="Heading2"/>
-      </w:pPr>
-      <w:r>
-        <w:t xml:space="preserve">Übergang zu Klasse 8</w:t>
+        <w:t xml:space="preserve">zur Klassenstufe 7. Algorithmische Grundstrukturen, visuelle Programmierumgebungen und die systematische Programmierung gehören zum Lernbereich „Algorithmen und Programme“ der Klassenstufe 8.</w:t>
       </w:r>
     </w:p>
     <w:p>
       <w:pPr>
+        <w:pStyle w:val="BodyText"/>
+      </w:pPr>
+      <w:r>
+        <w:t xml:space="preserve">Das bisherige Scratch-Material aus Klasse 7 wurde deshalb ohne Inhaltsverlust nach</w:t>
+      </w:r>
+      <w:r>
+        <w:t xml:space="preserve"> </w:t>
+      </w:r>
+      <w:r>
+        <w:rPr>
+          <w:rStyle w:val="VerbatimChar"/>
+        </w:rPr>
+        <w:t xml:space="preserve">Klasse_8/90_Zusatzmaterial_Scratch_aus_Klasse7</w:t>
+      </w:r>
+      <w:r>
+        <w:t xml:space="preserve"> </w:t>
+      </w:r>
+      <w:r>
+        <w:t xml:space="preserve">verschoben. Es ist dort als Zusatz-/Differenzierungsmaterial gekennzeichnet und nicht mehr Bestandteil des Klasse-7-Pflichtcurriculums.</w:t>
+      </w:r>
+    </w:p>
+    <w:bookmarkEnd w:id="24"/>
+    <w:bookmarkStart w:id="25" w:name="leistungsbewertung"/>
+    <w:p>
+      <w:pPr>
+        <w:pStyle w:val="Heading2"/>
+      </w:pPr>
+      <w:r>
+        <w:t xml:space="preserve">Leistungsbewertung</w:t>
+      </w:r>
+    </w:p>
+    <w:p>
+      <w:pPr>
         <w:pStyle w:val="FirstParagraph"/>
       </w:pPr>
       <w:r>
-        <w:t xml:space="preserve">Am Ende der Klassenstufe kennen die Schülerinnen und Schüler bereits Objekt, Attribut, Klasse und Methode auf grundlegendem Niveau sowie zentrale Programmstrukturen. Klasse 8 kann darauf mit vertiefter Objektorientierung, Algorithmen und Robot Karol aufbauen.</w:t>
+        <w:t xml:space="preserve">Leistungskontrollen in Klasse 7 beziehen sich auf die verbindlichen Inhalte der beiden Pflichtlernbereiche. Vorhandene Vertiefungen können zum Üben und Differenzieren genutzt werden, werden aber nicht allein deshalb zu verbindlichem Prüfungsstoff.</w:t>
       </w:r>
     </w:p>
     <w:p>
@@ -535,9 +550,9 @@
         <w:br w:type="page"/>
       </w:r>
     </w:p>
-    <w:bookmarkEnd w:id="27"/>
-    <w:bookmarkEnd w:id="28"/>
-    <w:bookmarkStart w:id="36" w:name="meilensteine-klasse-7"/>
+    <w:bookmarkEnd w:id="25"/>
+    <w:bookmarkEnd w:id="26"/>
+    <w:bookmarkStart w:id="33" w:name="meilensteine-klasse-7"/>
     <w:p>
       <w:pPr>
         <w:pStyle w:val="Heading1"/>
@@ -546,7 +561,492 @@
         <w:t xml:space="preserve">Meilensteine – Klasse 7</w:t>
       </w:r>
     </w:p>
-    <w:bookmarkStart w:id="29" w:name="status"/>
+    <w:bookmarkStart w:id="27" w:name="lehrplanbasis"/>
+    <w:p>
+      <w:pPr>
+        <w:pStyle w:val="Heading2"/>
+      </w:pPr>
+      <w:r>
+        <w:t xml:space="preserve">Lehrplanbasis</w:t>
+      </w:r>
+    </w:p>
+    <w:p>
+      <w:pPr>
+        <w:pStyle w:val="FirstParagraph"/>
+      </w:pPr>
+      <w:r>
+        <w:t xml:space="preserve">Sächsischer Lehrplan Informatik Oberschule 2022:</w:t>
+      </w:r>
+    </w:p>
+    <w:p>
+      <w:pPr>
+        <w:numPr>
+          <w:ilvl w:val="0"/>
+          <w:numId w:val="1004"/>
+        </w:numPr>
+        <w:pStyle w:val="Compact"/>
+      </w:pPr>
+      <w:r>
+        <w:t xml:space="preserve">Lernbereich 1:</w:t>
+      </w:r>
+      <w:r>
+        <w:t xml:space="preserve"> </w:t>
+      </w:r>
+      <w:r>
+        <w:rPr>
+          <w:bCs/>
+          <w:b/>
+        </w:rPr>
+        <w:t xml:space="preserve">Informatik im Alltag</w:t>
+      </w:r>
+      <w:r>
+        <w:t xml:space="preserve"> </w:t>
+      </w:r>
+      <w:r>
+        <w:t xml:space="preserve">– 10 Ustd.</w:t>
+      </w:r>
+    </w:p>
+    <w:p>
+      <w:pPr>
+        <w:numPr>
+          <w:ilvl w:val="0"/>
+          <w:numId w:val="1004"/>
+        </w:numPr>
+        <w:pStyle w:val="Compact"/>
+      </w:pPr>
+      <w:r>
+        <w:t xml:space="preserve">Lernbereich 2:</w:t>
+      </w:r>
+      <w:r>
+        <w:t xml:space="preserve"> </w:t>
+      </w:r>
+      <w:r>
+        <w:rPr>
+          <w:bCs/>
+          <w:b/>
+        </w:rPr>
+        <w:t xml:space="preserve">Repräsentation von Daten</w:t>
+      </w:r>
+      <w:r>
+        <w:t xml:space="preserve"> </w:t>
+      </w:r>
+      <w:r>
+        <w:t xml:space="preserve">– 15 Ustd.</w:t>
+      </w:r>
+    </w:p>
+    <w:p>
+      <w:pPr>
+        <w:numPr>
+          <w:ilvl w:val="0"/>
+          <w:numId w:val="1004"/>
+        </w:numPr>
+        <w:pStyle w:val="Compact"/>
+      </w:pPr>
+      <w:r>
+        <w:t xml:space="preserve">Wahlbereiche:</w:t>
+      </w:r>
+      <w:r>
+        <w:t xml:space="preserve"> </w:t>
+      </w:r>
+      <w:r>
+        <w:rPr>
+          <w:bCs/>
+          <w:b/>
+        </w:rPr>
+        <w:t xml:space="preserve">Künstliche Intelligenz</w:t>
+      </w:r>
+      <w:r>
+        <w:t xml:space="preserve">,</w:t>
+      </w:r>
+      <w:r>
+        <w:t xml:space="preserve"> </w:t>
+      </w:r>
+      <w:r>
+        <w:rPr>
+          <w:bCs/>
+          <w:b/>
+        </w:rPr>
+        <w:t xml:space="preserve">Mobile Endgeräte</w:t>
+      </w:r>
+      <w:r>
+        <w:t xml:space="preserve">,</w:t>
+      </w:r>
+      <w:r>
+        <w:t xml:space="preserve"> </w:t>
+      </w:r>
+      <w:r>
+        <w:rPr>
+          <w:bCs/>
+          <w:b/>
+        </w:rPr>
+        <w:t xml:space="preserve">Computergrafik</w:t>
+      </w:r>
+    </w:p>
+    <w:bookmarkEnd w:id="27"/>
+    <w:bookmarkStart w:id="28" w:name="lernbereich-1-informatik-im-alltag"/>
+    <w:p>
+      <w:pPr>
+        <w:pStyle w:val="Heading2"/>
+      </w:pPr>
+      <w:r>
+        <w:t xml:space="preserve">Lernbereich 1 – Informatik im Alltag</w:t>
+      </w:r>
+    </w:p>
+    <w:p>
+      <w:pPr>
+        <w:numPr>
+          <w:ilvl w:val="0"/>
+          <w:numId w:val="1005"/>
+        </w:numPr>
+        <w:pStyle w:val="Compact"/>
+      </w:pPr>
+      <w:r>
+        <w:t xml:space="preserve">☒ Entwicklung der Informatik/Rechentechnik</w:t>
+      </w:r>
+    </w:p>
+    <w:p>
+      <w:pPr>
+        <w:numPr>
+          <w:ilvl w:val="0"/>
+          <w:numId w:val="1005"/>
+        </w:numPr>
+        <w:pStyle w:val="Compact"/>
+      </w:pPr>
+      <w:r>
+        <w:t xml:space="preserve">☒ binäre Zustände sowie Bit/Byte und Datenmengen</w:t>
+      </w:r>
+    </w:p>
+    <w:p>
+      <w:pPr>
+        <w:numPr>
+          <w:ilvl w:val="0"/>
+          <w:numId w:val="1005"/>
+        </w:numPr>
+        <w:pStyle w:val="Compact"/>
+      </w:pPr>
+      <w:r>
+        <w:t xml:space="preserve">☒ EVA-Prinzip</w:t>
+      </w:r>
+    </w:p>
+    <w:p>
+      <w:pPr>
+        <w:numPr>
+          <w:ilvl w:val="0"/>
+          <w:numId w:val="1005"/>
+        </w:numPr>
+        <w:pStyle w:val="Compact"/>
+      </w:pPr>
+      <w:r>
+        <w:t xml:space="preserve">☒ Hardware und Software</w:t>
+      </w:r>
+    </w:p>
+    <w:p>
+      <w:pPr>
+        <w:numPr>
+          <w:ilvl w:val="0"/>
+          <w:numId w:val="1005"/>
+        </w:numPr>
+        <w:pStyle w:val="Compact"/>
+      </w:pPr>
+      <w:r>
+        <w:t xml:space="preserve">☒ Speichergrundlagen</w:t>
+      </w:r>
+    </w:p>
+    <w:p>
+      <w:pPr>
+        <w:numPr>
+          <w:ilvl w:val="0"/>
+          <w:numId w:val="1005"/>
+        </w:numPr>
+        <w:pStyle w:val="Compact"/>
+      </w:pPr>
+      <w:r>
+        <w:t xml:space="preserve">☒ Dateien, Ordner und Pfade</w:t>
+      </w:r>
+    </w:p>
+    <w:p>
+      <w:pPr>
+        <w:numPr>
+          <w:ilvl w:val="0"/>
+          <w:numId w:val="1005"/>
+        </w:numPr>
+        <w:pStyle w:val="Compact"/>
+      </w:pPr>
+      <w:r>
+        <w:t xml:space="preserve">☐ Digitalisierung, Automatisierung und Vernetzung in den Kernmaterialien ausdrücklich systematisieren</w:t>
+      </w:r>
+    </w:p>
+    <w:p>
+      <w:pPr>
+        <w:numPr>
+          <w:ilvl w:val="0"/>
+          <w:numId w:val="1005"/>
+        </w:numPr>
+        <w:pStyle w:val="Compact"/>
+      </w:pPr>
+      <w:r>
+        <w:t xml:space="preserve">☐ Lizenzformen (frei/kostenpflichtig, proprietär/Open Source) vollständig in Arbeitsheft, Lehrerband und Präsentation ergänzen</w:t>
+      </w:r>
+    </w:p>
+    <w:p>
+      <w:pPr>
+        <w:numPr>
+          <w:ilvl w:val="0"/>
+          <w:numId w:val="1005"/>
+        </w:numPr>
+        <w:pStyle w:val="Compact"/>
+      </w:pPr>
+      <w:r>
+        <w:t xml:space="preserve">☐ Speicherarten/-eigenschaften und lokale/vernetzte/Cloud-Speicher vollständig gegen Lehrplan prüfen</w:t>
+      </w:r>
+    </w:p>
+    <w:p>
+      <w:pPr>
+        <w:numPr>
+          <w:ilvl w:val="0"/>
+          <w:numId w:val="1005"/>
+        </w:numPr>
+        <w:pStyle w:val="Compact"/>
+      </w:pPr>
+      <w:r>
+        <w:t xml:space="preserve">☐ Systembereitschaft, Schulnetz/Online-Plattform und Umgang mit Systemmeldungen sichtbar absichern</w:t>
+      </w:r>
+    </w:p>
+    <w:p>
+      <w:pPr>
+        <w:pStyle w:val="FirstParagraph"/>
+      </w:pPr>
+      <w:r>
+        <w:t xml:space="preserve">Die vorhandenen ausführlichen Binärumrechnungen sowie Text-/Bild-/Audio-Codierung sind Vertiefungs- bzw. Brückenmaterial und nicht als zusätzlicher verbindlicher Lehrplanstoff zu behandeln.</w:t>
+      </w:r>
+    </w:p>
+    <w:bookmarkEnd w:id="28"/>
+    <w:bookmarkStart w:id="29" w:name="lernbereich-2-repräsentation-von-daten"/>
+    <w:p>
+      <w:pPr>
+        <w:pStyle w:val="Heading2"/>
+      </w:pPr>
+      <w:r>
+        <w:t xml:space="preserve">Lernbereich 2 – Repräsentation von Daten</w:t>
+      </w:r>
+    </w:p>
+    <w:p>
+      <w:pPr>
+        <w:numPr>
+          <w:ilvl w:val="0"/>
+          <w:numId w:val="1006"/>
+        </w:numPr>
+        <w:pStyle w:val="Compact"/>
+      </w:pPr>
+      <w:r>
+        <w:t xml:space="preserve">☒ Information und Daten</w:t>
+      </w:r>
+    </w:p>
+    <w:p>
+      <w:pPr>
+        <w:numPr>
+          <w:ilvl w:val="0"/>
+          <w:numId w:val="1006"/>
+        </w:numPr>
+        <w:pStyle w:val="Compact"/>
+      </w:pPr>
+      <w:r>
+        <w:t xml:space="preserve">☒ Darstellungsformen und digitale Medien</w:t>
+      </w:r>
+    </w:p>
+    <w:p>
+      <w:pPr>
+        <w:numPr>
+          <w:ilvl w:val="0"/>
+          <w:numId w:val="1006"/>
+        </w:numPr>
+        <w:pStyle w:val="Compact"/>
+      </w:pPr>
+      <w:r>
+        <w:t xml:space="preserve">☒ Objekt, Attribut und Attributwert</w:t>
+      </w:r>
+    </w:p>
+    <w:p>
+      <w:pPr>
+        <w:numPr>
+          <w:ilvl w:val="0"/>
+          <w:numId w:val="1006"/>
+        </w:numPr>
+        <w:pStyle w:val="Compact"/>
+      </w:pPr>
+      <w:r>
+        <w:t xml:space="preserve">☒ Klasse und Methode</w:t>
+      </w:r>
+    </w:p>
+    <w:p>
+      <w:pPr>
+        <w:numPr>
+          <w:ilvl w:val="0"/>
+          <w:numId w:val="1006"/>
+        </w:numPr>
+        <w:pStyle w:val="Compact"/>
+      </w:pPr>
+      <w:r>
+        <w:t xml:space="preserve">☒ Urheberrecht, Quellen und Datenschutz als Themen angelegt</w:t>
+      </w:r>
+    </w:p>
+    <w:p>
+      <w:pPr>
+        <w:numPr>
+          <w:ilvl w:val="0"/>
+          <w:numId w:val="1006"/>
+        </w:numPr>
+        <w:pStyle w:val="Compact"/>
+      </w:pPr>
+      <w:r>
+        <w:t xml:space="preserve">☐ Bildung und Darstellung von Klassen/Objekten vollständig gegen die verbindlichen Anforderungen prüfen</w:t>
+      </w:r>
+    </w:p>
+    <w:p>
+      <w:pPr>
+        <w:numPr>
+          <w:ilvl w:val="0"/>
+          <w:numId w:val="1006"/>
+        </w:numPr>
+        <w:pStyle w:val="Compact"/>
+      </w:pPr>
+      <w:r>
+        <w:t xml:space="preserve">☐ Trennung von Inhalt und Design sowie Automatisierung der Informationsverarbeitung sichtbar absichern</w:t>
+      </w:r>
+    </w:p>
+    <w:p>
+      <w:pPr>
+        <w:numPr>
+          <w:ilvl w:val="0"/>
+          <w:numId w:val="1006"/>
+        </w:numPr>
+        <w:pStyle w:val="Compact"/>
+      </w:pPr>
+      <w:r>
+        <w:t xml:space="preserve">☐ problembezogene Auswahl von Anwendersoftware und weitere Anwendungssoftware absichern</w:t>
+      </w:r>
+    </w:p>
+    <w:p>
+      <w:pPr>
+        <w:numPr>
+          <w:ilvl w:val="0"/>
+          <w:numId w:val="1006"/>
+        </w:numPr>
+        <w:pStyle w:val="Compact"/>
+      </w:pPr>
+      <w:r>
+        <w:t xml:space="preserve">☐ Inhaltsdaten/Metadaten, Dokumentenschutz sowie Manipulation durch Menschen und Automaten vollständig absichern</w:t>
+      </w:r>
+    </w:p>
+    <w:bookmarkEnd w:id="29"/>
+    <w:bookmarkStart w:id="30" w:name="abgrenzung-klasse-8"/>
+    <w:p>
+      <w:pPr>
+        <w:pStyle w:val="Heading2"/>
+      </w:pPr>
+      <w:r>
+        <w:t xml:space="preserve">Abgrenzung Klasse 8</w:t>
+      </w:r>
+    </w:p>
+    <w:p>
+      <w:pPr>
+        <w:numPr>
+          <w:ilvl w:val="0"/>
+          <w:numId w:val="1007"/>
+        </w:numPr>
+        <w:pStyle w:val="Compact"/>
+      </w:pPr>
+      <w:r>
+        <w:t xml:space="preserve">☒ Eigenständigen Klasse-7-Pflichtbereich „Algorithmen und Programmierung“ entfernt</w:t>
+      </w:r>
+    </w:p>
+    <w:p>
+      <w:pPr>
+        <w:numPr>
+          <w:ilvl w:val="0"/>
+          <w:numId w:val="1007"/>
+        </w:numPr>
+        <w:pStyle w:val="Compact"/>
+      </w:pPr>
+      <w:r>
+        <w:t xml:space="preserve">☒ vorhandenes Scratch-Material verlustfrei nach</w:t>
+      </w:r>
+      <w:r>
+        <w:t xml:space="preserve"> </w:t>
+      </w:r>
+      <w:r>
+        <w:rPr>
+          <w:rStyle w:val="VerbatimChar"/>
+        </w:rPr>
+        <w:t xml:space="preserve">Klasse_8/90_Zusatzmaterial_Scratch_aus_Klasse7</w:t>
+      </w:r>
+      <w:r>
+        <w:t xml:space="preserve"> </w:t>
+      </w:r>
+      <w:r>
+        <w:t xml:space="preserve">verschoben und als Zusatzmaterial gekennzeichnet</w:t>
+      </w:r>
+    </w:p>
+    <w:bookmarkEnd w:id="30"/>
+    <w:bookmarkStart w:id="31" w:name="wahlbereiche-1"/>
+    <w:p>
+      <w:pPr>
+        <w:pStyle w:val="Heading2"/>
+      </w:pPr>
+      <w:r>
+        <w:t xml:space="preserve">Wahlbereiche</w:t>
+      </w:r>
+    </w:p>
+    <w:p>
+      <w:pPr>
+        <w:numPr>
+          <w:ilvl w:val="0"/>
+          <w:numId w:val="1008"/>
+        </w:numPr>
+        <w:pStyle w:val="Compact"/>
+      </w:pPr>
+      <w:r>
+        <w:t xml:space="preserve">☒ Künstliche Intelligenz</w:t>
+      </w:r>
+    </w:p>
+    <w:p>
+      <w:pPr>
+        <w:numPr>
+          <w:ilvl w:val="0"/>
+          <w:numId w:val="1008"/>
+        </w:numPr>
+        <w:pStyle w:val="Compact"/>
+      </w:pPr>
+      <w:r>
+        <w:t xml:space="preserve">☒ Mobile Endgeräte strukturell vorhanden</w:t>
+      </w:r>
+    </w:p>
+    <w:p>
+      <w:pPr>
+        <w:numPr>
+          <w:ilvl w:val="0"/>
+          <w:numId w:val="1008"/>
+        </w:numPr>
+        <w:pStyle w:val="Compact"/>
+      </w:pPr>
+      <w:r>
+        <w:t xml:space="preserve">☒ Computergrafik strukturell vorhanden</w:t>
+      </w:r>
+    </w:p>
+    <w:p>
+      <w:pPr>
+        <w:numPr>
+          <w:ilvl w:val="0"/>
+          <w:numId w:val="1008"/>
+        </w:numPr>
+        <w:pStyle w:val="Compact"/>
+      </w:pPr>
+      <w:r>
+        <w:t xml:space="preserve">☐ Inhalte der drei Wahlbereiche jeweils separat gegen die verbindlichen Lehrplanziele prüfen</w:t>
+      </w:r>
+    </w:p>
+    <w:bookmarkEnd w:id="31"/>
+    <w:bookmarkStart w:id="32" w:name="status"/>
     <w:p>
       <w:pPr>
         <w:pStyle w:val="Heading2"/>
@@ -560,593 +1060,24 @@
         <w:pStyle w:val="FirstParagraph"/>
       </w:pPr>
       <w:r>
-        <w:rPr>
-          <w:bCs/>
-          <w:b/>
-        </w:rPr>
-        <w:t xml:space="preserve">Stand:</w:t>
+        <w:t xml:space="preserve">Klasse 7 ist mit diesem Stand</w:t>
       </w:r>
       <w:r>
         <w:t xml:space="preserve"> </w:t>
       </w:r>
       <w:r>
-        <w:t xml:space="preserve">inhaltlich vollständig ausgearbeitet; Wahlbereich KI separat in PR #17.</w:t>
+        <w:rPr>
+          <w:bCs/>
+          <w:b/>
+        </w:rPr>
+        <w:t xml:space="preserve">strukturell am Lehrplan 2022 ausgerichtet</w:t>
       </w:r>
-    </w:p>
-    <w:bookmarkEnd w:id="29"/>
-    <w:bookmarkStart w:id="30" w:name="Xd8e511bcd624006397204e883f5055e791f9c64"/>
-    <w:p>
-      <w:pPr>
-        <w:pStyle w:val="Heading2"/>
-      </w:pPr>
       <w:r>
-        <w:t xml:space="preserve">Meilenstein 1 – Einstieg und digitale Grundlagen</w:t>
-      </w:r>
-    </w:p>
-    <w:p>
-      <w:pPr>
-        <w:numPr>
-          <w:ilvl w:val="0"/>
-          <w:numId w:val="1005"/>
-        </w:numPr>
-        <w:pStyle w:val="Compact"/>
-      </w:pPr>
-      <w:r>
-        <w:t xml:space="preserve">☒ Geschichte der Informatik</w:t>
-      </w:r>
-    </w:p>
-    <w:p>
-      <w:pPr>
-        <w:numPr>
-          <w:ilvl w:val="0"/>
-          <w:numId w:val="1005"/>
-        </w:numPr>
-        <w:pStyle w:val="Compact"/>
-      </w:pPr>
-      <w:r>
-        <w:t xml:space="preserve">☒ 0 und 1 / Bit</w:t>
-      </w:r>
-    </w:p>
-    <w:p>
-      <w:pPr>
-        <w:numPr>
-          <w:ilvl w:val="0"/>
-          <w:numId w:val="1005"/>
-        </w:numPr>
-        <w:pStyle w:val="Compact"/>
-      </w:pPr>
-      <w:r>
-        <w:t xml:space="preserve">☒ Binärzahlen mit Zweierpotenzen</w:t>
-      </w:r>
-    </w:p>
-    <w:p>
-      <w:pPr>
-        <w:numPr>
-          <w:ilvl w:val="0"/>
-          <w:numId w:val="1005"/>
-        </w:numPr>
-        <w:pStyle w:val="Compact"/>
-      </w:pPr>
-      <w:r>
-        <w:t xml:space="preserve">☒ Umrechnung durch Division durch 2</w:t>
-      </w:r>
-    </w:p>
-    <w:p>
-      <w:pPr>
-        <w:numPr>
-          <w:ilvl w:val="0"/>
-          <w:numId w:val="1005"/>
-        </w:numPr>
-        <w:pStyle w:val="Compact"/>
-      </w:pPr>
-      <w:r>
-        <w:t xml:space="preserve">☒ Binäraddition</w:t>
-      </w:r>
-    </w:p>
-    <w:p>
-      <w:pPr>
-        <w:numPr>
-          <w:ilvl w:val="0"/>
-          <w:numId w:val="1005"/>
-        </w:numPr>
-        <w:pStyle w:val="Compact"/>
-      </w:pPr>
-      <w:r>
-        <w:t xml:space="preserve">☒ Texte / ASCII / Unicode / UTF-8</w:t>
-      </w:r>
-    </w:p>
-    <w:p>
-      <w:pPr>
-        <w:numPr>
-          <w:ilvl w:val="0"/>
-          <w:numId w:val="1005"/>
-        </w:numPr>
-        <w:pStyle w:val="Compact"/>
-      </w:pPr>
-      <w:r>
-        <w:t xml:space="preserve">☒ Bilder / Pixel / RGB</w:t>
-      </w:r>
-    </w:p>
-    <w:p>
-      <w:pPr>
-        <w:numPr>
-          <w:ilvl w:val="0"/>
-          <w:numId w:val="1005"/>
-        </w:numPr>
-        <w:pStyle w:val="Compact"/>
-      </w:pPr>
-      <w:r>
-        <w:t xml:space="preserve">☒ Musik / Digitalisierung</w:t>
-      </w:r>
-    </w:p>
-    <w:bookmarkEnd w:id="30"/>
-    <w:bookmarkStart w:id="31" w:name="meilenstein-2-informatiksysteme-und-evas"/>
-    <w:p>
-      <w:pPr>
-        <w:pStyle w:val="Heading2"/>
-      </w:pPr>
-      <w:r>
-        <w:t xml:space="preserve">Meilenstein 2 – Informatiksysteme und EVAS</w:t>
-      </w:r>
-    </w:p>
-    <w:p>
-      <w:pPr>
-        <w:numPr>
-          <w:ilvl w:val="0"/>
-          <w:numId w:val="1006"/>
-        </w:numPr>
-        <w:pStyle w:val="Compact"/>
-      </w:pPr>
-      <w:r>
-        <w:t xml:space="preserve">☒ EVAS-Prinzip</w:t>
-      </w:r>
-    </w:p>
-    <w:p>
-      <w:pPr>
-        <w:numPr>
-          <w:ilvl w:val="0"/>
-          <w:numId w:val="1006"/>
-        </w:numPr>
-        <w:pStyle w:val="Compact"/>
-      </w:pPr>
-      <w:r>
-        <w:t xml:space="preserve">☒ benotete EVAS-Präsentation</w:t>
-      </w:r>
-    </w:p>
-    <w:p>
-      <w:pPr>
-        <w:numPr>
-          <w:ilvl w:val="0"/>
-          <w:numId w:val="1006"/>
-        </w:numPr>
-        <w:pStyle w:val="Compact"/>
-      </w:pPr>
-      <w:r>
-        <w:t xml:space="preserve">☒ Hardware und Software</w:t>
-      </w:r>
-    </w:p>
-    <w:p>
-      <w:pPr>
-        <w:numPr>
-          <w:ilvl w:val="0"/>
-          <w:numId w:val="1006"/>
-        </w:numPr>
-        <w:pStyle w:val="Compact"/>
-      </w:pPr>
-      <w:r>
-        <w:t xml:space="preserve">☒ Prozessor und Speicher</w:t>
-      </w:r>
-    </w:p>
-    <w:p>
-      <w:pPr>
-        <w:numPr>
-          <w:ilvl w:val="0"/>
-          <w:numId w:val="1006"/>
-        </w:numPr>
-        <w:pStyle w:val="Compact"/>
-      </w:pPr>
-      <w:r>
-        <w:t xml:space="preserve">☒ Datenmengen</w:t>
-      </w:r>
-    </w:p>
-    <w:p>
-      <w:pPr>
-        <w:numPr>
-          <w:ilvl w:val="0"/>
-          <w:numId w:val="1006"/>
-        </w:numPr>
-        <w:pStyle w:val="Compact"/>
-      </w:pPr>
-      <w:r>
-        <w:t xml:space="preserve">☒ Dateien, Ordner und Pfade</w:t>
-      </w:r>
-    </w:p>
-    <w:bookmarkEnd w:id="31"/>
-    <w:bookmarkStart w:id="32" w:name="meilenstein-3-repräsentation-von-daten"/>
-    <w:p>
-      <w:pPr>
-        <w:pStyle w:val="Heading2"/>
-      </w:pPr>
-      <w:r>
-        <w:t xml:space="preserve">Meilenstein 3 – Repräsentation von Daten</w:t>
-      </w:r>
-    </w:p>
-    <w:p>
-      <w:pPr>
-        <w:numPr>
-          <w:ilvl w:val="0"/>
-          <w:numId w:val="1007"/>
-        </w:numPr>
-        <w:pStyle w:val="Compact"/>
-      </w:pPr>
-      <w:r>
-        <w:t xml:space="preserve">☒ Information und Daten</w:t>
-      </w:r>
-    </w:p>
-    <w:p>
-      <w:pPr>
-        <w:numPr>
-          <w:ilvl w:val="0"/>
-          <w:numId w:val="1007"/>
-        </w:numPr>
-        <w:pStyle w:val="Compact"/>
-      </w:pPr>
-      <w:r>
-        <w:t xml:space="preserve">☒ Darstellungsformen</w:t>
-      </w:r>
-    </w:p>
-    <w:p>
-      <w:pPr>
-        <w:numPr>
-          <w:ilvl w:val="0"/>
-          <w:numId w:val="1007"/>
-        </w:numPr>
-        <w:pStyle w:val="Compact"/>
-      </w:pPr>
-      <w:r>
-        <w:t xml:space="preserve">☒ digitale Medien</w:t>
-      </w:r>
-    </w:p>
-    <w:p>
-      <w:pPr>
-        <w:numPr>
-          <w:ilvl w:val="0"/>
-          <w:numId w:val="1007"/>
-        </w:numPr>
-        <w:pStyle w:val="Compact"/>
-      </w:pPr>
-      <w:r>
-        <w:t xml:space="preserve">☒ Objekt, Attribut, Attributwert</w:t>
-      </w:r>
-    </w:p>
-    <w:p>
-      <w:pPr>
-        <w:numPr>
-          <w:ilvl w:val="0"/>
-          <w:numId w:val="1007"/>
-        </w:numPr>
-        <w:pStyle w:val="Compact"/>
-      </w:pPr>
-      <w:r>
-        <w:t xml:space="preserve">☒ Klasse und Methode</w:t>
-      </w:r>
-    </w:p>
-    <w:p>
-      <w:pPr>
-        <w:numPr>
-          <w:ilvl w:val="0"/>
-          <w:numId w:val="1007"/>
-        </w:numPr>
-        <w:pStyle w:val="Compact"/>
-      </w:pPr>
-      <w:r>
-        <w:t xml:space="preserve">☒ Datenrechte, Urheberrecht und Quellen</w:t>
-      </w:r>
-    </w:p>
-    <w:p>
-      <w:pPr>
-        <w:numPr>
-          <w:ilvl w:val="0"/>
-          <w:numId w:val="1007"/>
-        </w:numPr>
-        <w:pStyle w:val="Compact"/>
-      </w:pPr>
-      <w:r>
-        <w:t xml:space="preserve">☒ Leistungskontrolle</w:t>
+        <w:t xml:space="preserve">. Inhaltlich bestehen die oben markierten Ergänzungs- und Prüfaufgaben; daher wird Klasse 7 noch nicht als vollständig abgeschlossen gekennzeichnet.</w:t>
       </w:r>
     </w:p>
     <w:bookmarkEnd w:id="32"/>
-    <w:bookmarkStart w:id="33" w:name="meilenstein-4-programmiervertiefung"/>
-    <w:p>
-      <w:pPr>
-        <w:pStyle w:val="Heading2"/>
-      </w:pPr>
-      <w:r>
-        <w:t xml:space="preserve">Meilenstein 4 – Programmiervertiefung</w:t>
-      </w:r>
-    </w:p>
-    <w:p>
-      <w:pPr>
-        <w:numPr>
-          <w:ilvl w:val="0"/>
-          <w:numId w:val="1008"/>
-        </w:numPr>
-        <w:pStyle w:val="Compact"/>
-      </w:pPr>
-      <w:r>
-        <w:t xml:space="preserve">☒ Algorithmen</w:t>
-      </w:r>
-    </w:p>
-    <w:p>
-      <w:pPr>
-        <w:numPr>
-          <w:ilvl w:val="0"/>
-          <w:numId w:val="1008"/>
-        </w:numPr>
-        <w:pStyle w:val="Compact"/>
-      </w:pPr>
-      <w:r>
-        <w:t xml:space="preserve">☒ Sequenz, Entscheidung, Wiederholung</w:t>
-      </w:r>
-    </w:p>
-    <w:p>
-      <w:pPr>
-        <w:numPr>
-          <w:ilvl w:val="0"/>
-          <w:numId w:val="1008"/>
-        </w:numPr>
-        <w:pStyle w:val="Compact"/>
-      </w:pPr>
-      <w:r>
-        <w:t xml:space="preserve">☒ Scratch-Einstieg</w:t>
-      </w:r>
-    </w:p>
-    <w:p>
-      <w:pPr>
-        <w:numPr>
-          <w:ilvl w:val="0"/>
-          <w:numId w:val="1008"/>
-        </w:numPr>
-        <w:pStyle w:val="Compact"/>
-      </w:pPr>
-      <w:r>
-        <w:t xml:space="preserve">☒ Eingaben und Ereignisse</w:t>
-      </w:r>
-    </w:p>
-    <w:p>
-      <w:pPr>
-        <w:numPr>
-          <w:ilvl w:val="0"/>
-          <w:numId w:val="1008"/>
-        </w:numPr>
-        <w:pStyle w:val="Compact"/>
-      </w:pPr>
-      <w:r>
-        <w:t xml:space="preserve">☒ Bedingungen</w:t>
-      </w:r>
-    </w:p>
-    <w:p>
-      <w:pPr>
-        <w:numPr>
-          <w:ilvl w:val="0"/>
-          <w:numId w:val="1008"/>
-        </w:numPr>
-        <w:pStyle w:val="Compact"/>
-      </w:pPr>
-      <w:r>
-        <w:t xml:space="preserve">☒ Schleifen</w:t>
-      </w:r>
-    </w:p>
-    <w:p>
-      <w:pPr>
-        <w:numPr>
-          <w:ilvl w:val="0"/>
-          <w:numId w:val="1008"/>
-        </w:numPr>
-        <w:pStyle w:val="Compact"/>
-      </w:pPr>
-      <w:r>
-        <w:t xml:space="preserve">☒ Variablen</w:t>
-      </w:r>
-    </w:p>
-    <w:p>
-      <w:pPr>
-        <w:numPr>
-          <w:ilvl w:val="0"/>
-          <w:numId w:val="1008"/>
-        </w:numPr>
-        <w:pStyle w:val="Compact"/>
-      </w:pPr>
-      <w:r>
-        <w:t xml:space="preserve">☒ Übungsprojekt</w:t>
-      </w:r>
-    </w:p>
-    <w:p>
-      <w:pPr>
-        <w:numPr>
-          <w:ilvl w:val="0"/>
-          <w:numId w:val="1008"/>
-        </w:numPr>
-        <w:pStyle w:val="Compact"/>
-      </w:pPr>
-      <w:r>
-        <w:t xml:space="preserve">☒ Kompetenzcheck</w:t>
-      </w:r>
-    </w:p>
-    <w:p>
-      <w:pPr>
-        <w:numPr>
-          <w:ilvl w:val="0"/>
-          <w:numId w:val="1008"/>
-        </w:numPr>
-        <w:pStyle w:val="Compact"/>
-      </w:pPr>
-      <w:r>
-        <w:t xml:space="preserve">☒ Leistungskontrolle</w:t>
-      </w:r>
-    </w:p>
     <w:bookmarkEnd w:id="33"/>
-    <w:bookmarkStart w:id="34" w:name="meilenstein-5-wahlbereich"/>
-    <w:p>
-      <w:pPr>
-        <w:pStyle w:val="Heading2"/>
-      </w:pPr>
-      <w:r>
-        <w:t xml:space="preserve">Meilenstein 5 – Wahlbereich</w:t>
-      </w:r>
-    </w:p>
-    <w:p>
-      <w:pPr>
-        <w:numPr>
-          <w:ilvl w:val="0"/>
-          <w:numId w:val="1009"/>
-        </w:numPr>
-        <w:pStyle w:val="Compact"/>
-      </w:pPr>
-      <w:r>
-        <w:t xml:space="preserve">☒ Künstliche Intelligenz inhaltlich erstellt</w:t>
-      </w:r>
-    </w:p>
-    <w:p>
-      <w:pPr>
-        <w:numPr>
-          <w:ilvl w:val="0"/>
-          <w:numId w:val="1009"/>
-        </w:numPr>
-        <w:pStyle w:val="Compact"/>
-      </w:pPr>
-      <w:r>
-        <w:t xml:space="preserve">☒ kritische Prüfung von KI-Ergebnissen</w:t>
-      </w:r>
-    </w:p>
-    <w:p>
-      <w:pPr>
-        <w:numPr>
-          <w:ilvl w:val="0"/>
-          <w:numId w:val="1009"/>
-        </w:numPr>
-        <w:pStyle w:val="Compact"/>
-      </w:pPr>
-      <w:r>
-        <w:t xml:space="preserve">☒ Lehrerband, Material, Lösungen und Präsentation</w:t>
-      </w:r>
-    </w:p>
-    <w:p>
-      <w:pPr>
-        <w:numPr>
-          <w:ilvl w:val="0"/>
-          <w:numId w:val="1009"/>
-        </w:numPr>
-        <w:pStyle w:val="Compact"/>
-      </w:pPr>
-      <w:r>
-        <w:t xml:space="preserve">☐ PR #17 mergen</w:t>
-      </w:r>
-    </w:p>
-    <w:bookmarkEnd w:id="34"/>
-    <w:bookmarkStart w:id="35" w:name="qualitätscheck"/>
-    <w:p>
-      <w:pPr>
-        <w:pStyle w:val="Heading2"/>
-      </w:pPr>
-      <w:r>
-        <w:t xml:space="preserve">Qualitätscheck</w:t>
-      </w:r>
-    </w:p>
-    <w:p>
-      <w:pPr>
-        <w:numPr>
-          <w:ilvl w:val="0"/>
-          <w:numId w:val="1010"/>
-        </w:numPr>
-        <w:pStyle w:val="Compact"/>
-      </w:pPr>
-      <w:r>
-        <w:t xml:space="preserve">☒ Einzelstundenprinzip berücksichtigt</w:t>
-      </w:r>
-    </w:p>
-    <w:p>
-      <w:pPr>
-        <w:numPr>
-          <w:ilvl w:val="0"/>
-          <w:numId w:val="1010"/>
-        </w:numPr>
-        <w:pStyle w:val="Compact"/>
-      </w:pPr>
-      <w:r>
-        <w:t xml:space="preserve">☒ Rückblick – Leitfrage – Sicherung – Ausblick als Grundstruktur</w:t>
-      </w:r>
-    </w:p>
-    <w:p>
-      <w:pPr>
-        <w:numPr>
-          <w:ilvl w:val="0"/>
-          <w:numId w:val="1010"/>
-        </w:numPr>
-        <w:pStyle w:val="Compact"/>
-      </w:pPr>
-      <w:r>
-        <w:t xml:space="preserve">☒ Geschichte ausdrücklich nicht prüfungsrelevant</w:t>
-      </w:r>
-    </w:p>
-    <w:p>
-      <w:pPr>
-        <w:numPr>
-          <w:ilvl w:val="0"/>
-          <w:numId w:val="1010"/>
-        </w:numPr>
-        <w:pStyle w:val="Compact"/>
-      </w:pPr>
-      <w:r>
-        <w:t xml:space="preserve">☒ EVAS-Präsentation benotbar</w:t>
-      </w:r>
-    </w:p>
-    <w:p>
-      <w:pPr>
-        <w:numPr>
-          <w:ilvl w:val="0"/>
-          <w:numId w:val="1010"/>
-        </w:numPr>
-        <w:pStyle w:val="Compact"/>
-      </w:pPr>
-      <w:r>
-        <w:t xml:space="preserve">☒ Leistungskontrollen als getrennte Dokumente</w:t>
-      </w:r>
-    </w:p>
-    <w:p>
-      <w:pPr>
-        <w:numPr>
-          <w:ilvl w:val="0"/>
-          <w:numId w:val="1010"/>
-        </w:numPr>
-        <w:pStyle w:val="Compact"/>
-      </w:pPr>
-      <w:r>
-        <w:t xml:space="preserve">☒ Lösungen getrennt von Leistungskontrollen</w:t>
-      </w:r>
-    </w:p>
-    <w:p>
-      <w:pPr>
-        <w:numPr>
-          <w:ilvl w:val="0"/>
-          <w:numId w:val="1010"/>
-        </w:numPr>
-        <w:pStyle w:val="Compact"/>
-      </w:pPr>
-      <w:r>
-        <w:t xml:space="preserve">☒ Übergang zu Klasse 8 dokumentiert</w:t>
-      </w:r>
-    </w:p>
-    <w:p>
-      <w:pPr>
-        <w:pStyle w:val="FirstParagraph"/>
-      </w:pPr>
-      <w:r>
-        <w:t xml:space="preserve">Nach Merge von PR #17 und dem finalen Abgleich kann Klasse 7 als abgeschlossener Produktionsstand markiert werden.</w:t>
-      </w:r>
-    </w:p>
-    <w:bookmarkEnd w:id="35"/>
-    <w:bookmarkEnd w:id="36"/>
     <w:sectPr>
       <w:headerReference r:id="rId9" w:type="default"/>
       <w:footerReference r:id="rId11" w:type="default"/>
@@ -1177,7 +1108,7 @@
       <w:rPr>
         <w:sz w:val="16"/>
       </w:rPr>
-      <w:t>Unterrichtsmaterial Oberschule Sachsen · Version v0.4.0-333-gbccbada-dirty · Build 17.08.2026</w:t>
+      <w:t>Unterrichtsmaterial Oberschule Sachsen · Version v0.4.0-341-g0b15cca-dirty · Build 17.08.2026</w:t>
     </w:r>
   </w:p>
 </w:ftr>
@@ -1563,6 +1494,91 @@
       </w:pPr>
     </w:lvl>
   </w:abstractNum>
+  <w:abstractNum w:abstractNumId="99411">
+    <w:nsid w:val="A99411"/>
+    <w:multiLevelType w:val="multilevel"/>
+    <w:lvl w:ilvl="0">
+      <w:start w:val="1"/>
+      <w:numFmt w:val="decimal"/>
+      <w:lvlText w:val="%1."/>
+      <w:lvlJc w:val="left"/>
+      <w:pPr>
+        <w:ind w:left="720" w:hanging="480"/>
+      </w:pPr>
+    </w:lvl>
+    <w:lvl w:ilvl="1">
+      <w:start w:val="1"/>
+      <w:numFmt w:val="decimal"/>
+      <w:lvlText w:val="%2."/>
+      <w:lvlJc w:val="left"/>
+      <w:pPr>
+        <w:ind w:left="1440" w:hanging="480"/>
+      </w:pPr>
+    </w:lvl>
+    <w:lvl w:ilvl="2">
+      <w:start w:val="1"/>
+      <w:numFmt w:val="decimal"/>
+      <w:lvlText w:val="%3."/>
+      <w:lvlJc w:val="left"/>
+      <w:pPr>
+        <w:ind w:left="2160" w:hanging="480"/>
+      </w:pPr>
+    </w:lvl>
+    <w:lvl w:ilvl="3">
+      <w:start w:val="1"/>
+      <w:numFmt w:val="decimal"/>
+      <w:lvlText w:val="%4."/>
+      <w:lvlJc w:val="left"/>
+      <w:pPr>
+        <w:ind w:left="2880" w:hanging="480"/>
+      </w:pPr>
+    </w:lvl>
+    <w:lvl w:ilvl="4">
+      <w:start w:val="1"/>
+      <w:numFmt w:val="decimal"/>
+      <w:lvlText w:val="%5."/>
+      <w:lvlJc w:val="left"/>
+      <w:pPr>
+        <w:ind w:left="3600" w:hanging="480"/>
+      </w:pPr>
+    </w:lvl>
+    <w:lvl w:ilvl="5">
+      <w:start w:val="1"/>
+      <w:numFmt w:val="decimal"/>
+      <w:lvlText w:val="%6."/>
+      <w:lvlJc w:val="left"/>
+      <w:pPr>
+        <w:ind w:left="4320" w:hanging="480"/>
+      </w:pPr>
+    </w:lvl>
+    <w:lvl w:ilvl="6">
+      <w:start w:val="1"/>
+      <w:numFmt w:val="decimal"/>
+      <w:lvlText w:val="%7."/>
+      <w:lvlJc w:val="left"/>
+      <w:pPr>
+        <w:ind w:left="5040" w:hanging="480"/>
+      </w:pPr>
+    </w:lvl>
+    <w:lvl w:ilvl="7">
+      <w:start w:val="1"/>
+      <w:numFmt w:val="decimal"/>
+      <w:lvlText w:val="%8."/>
+      <w:lvlJc w:val="left"/>
+      <w:pPr>
+        <w:ind w:left="5760" w:hanging="480"/>
+      </w:pPr>
+    </w:lvl>
+    <w:lvl w:ilvl="8">
+      <w:start w:val="1"/>
+      <w:numFmt w:val="decimal"/>
+      <w:lvlText w:val="%9."/>
+      <w:lvlJc w:val="left"/>
+      <w:pPr>
+        <w:ind w:left="6480" w:hanging="480"/>
+      </w:pPr>
+    </w:lvl>
+  </w:abstractNum>
   <w:num w:numId="1">
     <w:abstractNumId w:val="8"/>
   </w:num>
@@ -1600,7 +1616,34 @@
     <w:abstractNumId w:val="991"/>
   </w:num>
   <w:num w:numId="1003">
-    <w:abstractNumId w:val="991"/>
+    <w:abstractNumId w:val="99411"/>
+    <w:lvlOverride w:ilvl="0">
+      <w:startOverride w:val="1"/>
+    </w:lvlOverride>
+    <w:lvlOverride w:ilvl="1">
+      <w:startOverride w:val="1"/>
+    </w:lvlOverride>
+    <w:lvlOverride w:ilvl="2">
+      <w:startOverride w:val="1"/>
+    </w:lvlOverride>
+    <w:lvlOverride w:ilvl="3">
+      <w:startOverride w:val="1"/>
+    </w:lvlOverride>
+    <w:lvlOverride w:ilvl="4">
+      <w:startOverride w:val="1"/>
+    </w:lvlOverride>
+    <w:lvlOverride w:ilvl="5">
+      <w:startOverride w:val="1"/>
+    </w:lvlOverride>
+    <w:lvlOverride w:ilvl="6">
+      <w:startOverride w:val="1"/>
+    </w:lvlOverride>
+    <w:lvlOverride w:ilvl="7">
+      <w:startOverride w:val="1"/>
+    </w:lvlOverride>
+    <w:lvlOverride w:ilvl="8">
+      <w:startOverride w:val="1"/>
+    </w:lvlOverride>
   </w:num>
   <w:num w:numId="1004">
     <w:abstractNumId w:val="991"/>
@@ -1615,12 +1658,6 @@
     <w:abstractNumId w:val="991"/>
   </w:num>
   <w:num w:numId="1008">
-    <w:abstractNumId w:val="991"/>
-  </w:num>
-  <w:num w:numId="1009">
-    <w:abstractNumId w:val="991"/>
-  </w:num>
-  <w:num w:numId="1010">
     <w:abstractNumId w:val="991"/>
   </w:num>
 </w:numbering>

--- a/Ausgabe/Klasse_7.docx
+++ b/Ausgabe/Klasse_7.docx
@@ -552,7 +552,7 @@
     </w:p>
     <w:bookmarkEnd w:id="25"/>
     <w:bookmarkEnd w:id="26"/>
-    <w:bookmarkStart w:id="33" w:name="meilensteine-klasse-7"/>
+    <w:bookmarkStart w:id="37" w:name="meilensteine-klasse-7"/>
     <w:p>
       <w:pPr>
         <w:pStyle w:val="Heading1"/>
@@ -683,13 +683,22 @@
       </w:r>
     </w:p>
     <w:bookmarkEnd w:id="27"/>
-    <w:bookmarkStart w:id="28" w:name="lernbereich-1-informatik-im-alltag"/>
+    <w:bookmarkStart w:id="30" w:name="lernbereich-1-informatik-im-alltag"/>
     <w:p>
       <w:pPr>
         <w:pStyle w:val="Heading2"/>
       </w:pPr>
       <w:r>
         <w:t xml:space="preserve">Lernbereich 1 – Informatik im Alltag</w:t>
+      </w:r>
+    </w:p>
+    <w:bookmarkStart w:id="28" w:name="arbeitsheft-und-lehrerband"/>
+    <w:p>
+      <w:pPr>
+        <w:pStyle w:val="Heading3"/>
+      </w:pPr>
+      <w:r>
+        <w:t xml:space="preserve">Arbeitsheft und Lehrerband</w:t>
       </w:r>
     </w:p>
     <w:p>
@@ -713,7 +722,7 @@
         <w:pStyle w:val="Compact"/>
       </w:pPr>
       <w:r>
-        <w:t xml:space="preserve">☒ binäre Zustände sowie Bit/Byte und Datenmengen</w:t>
+        <w:t xml:space="preserve">☒ Digitalisierung, Automatisierung und Vernetzung ausdrücklich systematisiert</w:t>
       </w:r>
     </w:p>
     <w:p>
@@ -725,7 +734,7 @@
         <w:pStyle w:val="Compact"/>
       </w:pPr>
       <w:r>
-        <w:t xml:space="preserve">☒ EVA-Prinzip</w:t>
+        <w:t xml:space="preserve">☒ EVA/EVAS und Blockbild eines Informatiksystems</w:t>
       </w:r>
     </w:p>
     <w:p>
@@ -737,7 +746,7 @@
         <w:pStyle w:val="Compact"/>
       </w:pPr>
       <w:r>
-        <w:t xml:space="preserve">☒ Hardware und Software</w:t>
+        <w:t xml:space="preserve">☒ Hardware und Software einschließlich Betriebssystem, Anwendungen und Tools</w:t>
       </w:r>
     </w:p>
     <w:p>
@@ -749,7 +758,7 @@
         <w:pStyle w:val="Compact"/>
       </w:pPr>
       <w:r>
-        <w:t xml:space="preserve">☒ Speichergrundlagen</w:t>
+        <w:t xml:space="preserve">☒ technische Angaben von Hardwarekomponenten grundlegend eingeordnet</w:t>
       </w:r>
     </w:p>
     <w:p>
@@ -761,7 +770,7 @@
         <w:pStyle w:val="Compact"/>
       </w:pPr>
       <w:r>
-        <w:t xml:space="preserve">☒ Dateien, Ordner und Pfade</w:t>
+        <w:t xml:space="preserve">☒ Lizenzformen: kostenpflichtig/kostenlos sowie proprietär/Open Source</w:t>
       </w:r>
     </w:p>
     <w:p>
@@ -773,7 +782,7 @@
         <w:pStyle w:val="Compact"/>
       </w:pPr>
       <w:r>
-        <w:t xml:space="preserve">☐ Digitalisierung, Automatisierung und Vernetzung in den Kernmaterialien ausdrücklich systematisieren</w:t>
+        <w:t xml:space="preserve">☒ Speicher nach Zugriffsart, Zugriffszeit, Zuverlässigkeit und Bauform</w:t>
       </w:r>
     </w:p>
     <w:p>
@@ -785,7 +794,7 @@
         <w:pStyle w:val="Compact"/>
       </w:pPr>
       <w:r>
-        <w:t xml:space="preserve">☐ Lizenzformen (frei/kostenpflichtig, proprietär/Open Source) vollständig in Arbeitsheft, Lehrerband und Präsentation ergänzen</w:t>
+        <w:t xml:space="preserve">☒ flüchtige/nichtflüchtige sowie lokale, Wechsel-, Netzwerk- und Cloudspeicher</w:t>
       </w:r>
     </w:p>
     <w:p>
@@ -797,7 +806,7 @@
         <w:pStyle w:val="Compact"/>
       </w:pPr>
       <w:r>
-        <w:t xml:space="preserve">☐ Speicherarten/-eigenschaften und lokale/vernetzte/Cloud-Speicher vollständig gegen Lehrplan prüfen</w:t>
+        <w:t xml:space="preserve">☒ Systembereitschaft, Anmeldung/Netzwerk und Umgang mit Systemmeldungen</w:t>
       </w:r>
     </w:p>
     <w:p>
@@ -809,7 +818,7 @@
         <w:pStyle w:val="Compact"/>
       </w:pPr>
       <w:r>
-        <w:t xml:space="preserve">☐ Systembereitschaft, Schulnetz/Online-Plattform und Umgang mit Systemmeldungen sichtbar absichern</w:t>
+        <w:t xml:space="preserve">☒ Dateien, Dateitypen, Ordner, Pfade und Dateioperationen</w:t>
       </w:r>
     </w:p>
     <w:p>
@@ -817,17 +826,33 @@
         <w:pStyle w:val="FirstParagraph"/>
       </w:pPr>
       <w:r>
-        <w:t xml:space="preserve">Die vorhandenen ausführlichen Binärumrechnungen sowie Text-/Bild-/Audio-Codierung sind Vertiefungs- bzw. Brückenmaterial und nicht als zusätzlicher verbindlicher Lehrplanstoff zu behandeln.</w:t>
+        <w:t xml:space="preserve">Die vorhandenen ausführlichen Binärumrechnungen sowie Text-/Bild-/Audio-Codierung bleiben als</w:t>
+      </w:r>
+      <w:r>
+        <w:t xml:space="preserve"> </w:t>
+      </w:r>
+      <w:r>
+        <w:rPr>
+          <w:bCs/>
+          <w:b/>
+        </w:rPr>
+        <w:t xml:space="preserve">Vertiefungs- bzw. Brückenmaterial</w:t>
+      </w:r>
+      <w:r>
+        <w:t xml:space="preserve"> </w:t>
+      </w:r>
+      <w:r>
+        <w:t xml:space="preserve">gekennzeichnet und werden nicht als zusätzlicher verbindlicher Kernstoff behandelt.</w:t>
       </w:r>
     </w:p>
     <w:bookmarkEnd w:id="28"/>
-    <w:bookmarkStart w:id="29" w:name="lernbereich-2-repräsentation-von-daten"/>
+    <w:bookmarkStart w:id="29" w:name="werkteil-konsistenz"/>
     <w:p>
       <w:pPr>
-        <w:pStyle w:val="Heading2"/>
-      </w:pPr>
-      <w:r>
-        <w:t xml:space="preserve">Lernbereich 2 – Repräsentation von Daten</w:t>
+        <w:pStyle w:val="Heading3"/>
+      </w:pPr>
+      <w:r>
+        <w:t xml:space="preserve">Werkteil-Konsistenz</w:t>
       </w:r>
     </w:p>
     <w:p>
@@ -839,7 +864,7 @@
         <w:pStyle w:val="Compact"/>
       </w:pPr>
       <w:r>
-        <w:t xml:space="preserve">☒ Information und Daten</w:t>
+        <w:t xml:space="preserve">☐ Präsentationen gegen die ergänzten Pflichtinhalte spiegeln</w:t>
       </w:r>
     </w:p>
     <w:p>
@@ -851,7 +876,7 @@
         <w:pStyle w:val="Compact"/>
       </w:pPr>
       <w:r>
-        <w:t xml:space="preserve">☒ Darstellungsformen und digitale Medien</w:t>
+        <w:t xml:space="preserve">☐ Lösungen/Aufgabenabdeckung prüfen und ergänzen</w:t>
       </w:r>
     </w:p>
     <w:p>
@@ -863,89 +888,27 @@
         <w:pStyle w:val="Compact"/>
       </w:pPr>
       <w:r>
-        <w:t xml:space="preserve">☒ Objekt, Attribut und Attributwert</w:t>
-      </w:r>
-    </w:p>
-    <w:p>
-      <w:pPr>
-        <w:numPr>
-          <w:ilvl w:val="0"/>
-          <w:numId w:val="1006"/>
-        </w:numPr>
-        <w:pStyle w:val="Compact"/>
-      </w:pPr>
-      <w:r>
-        <w:t xml:space="preserve">☒ Klasse und Methode</w:t>
-      </w:r>
-    </w:p>
-    <w:p>
-      <w:pPr>
-        <w:numPr>
-          <w:ilvl w:val="0"/>
-          <w:numId w:val="1006"/>
-        </w:numPr>
-        <w:pStyle w:val="Compact"/>
-      </w:pPr>
-      <w:r>
-        <w:t xml:space="preserve">☒ Urheberrecht, Quellen und Datenschutz als Themen angelegt</w:t>
-      </w:r>
-    </w:p>
-    <w:p>
-      <w:pPr>
-        <w:numPr>
-          <w:ilvl w:val="0"/>
-          <w:numId w:val="1006"/>
-        </w:numPr>
-        <w:pStyle w:val="Compact"/>
-      </w:pPr>
-      <w:r>
-        <w:t xml:space="preserve">☐ Bildung und Darstellung von Klassen/Objekten vollständig gegen die verbindlichen Anforderungen prüfen</w:t>
-      </w:r>
-    </w:p>
-    <w:p>
-      <w:pPr>
-        <w:numPr>
-          <w:ilvl w:val="0"/>
-          <w:numId w:val="1006"/>
-        </w:numPr>
-        <w:pStyle w:val="Compact"/>
-      </w:pPr>
-      <w:r>
-        <w:t xml:space="preserve">☐ Trennung von Inhalt und Design sowie Automatisierung der Informationsverarbeitung sichtbar absichern</w:t>
-      </w:r>
-    </w:p>
-    <w:p>
-      <w:pPr>
-        <w:numPr>
-          <w:ilvl w:val="0"/>
-          <w:numId w:val="1006"/>
-        </w:numPr>
-        <w:pStyle w:val="Compact"/>
-      </w:pPr>
-      <w:r>
-        <w:t xml:space="preserve">☐ problembezogene Auswahl von Anwendersoftware und weitere Anwendungssoftware absichern</w:t>
-      </w:r>
-    </w:p>
-    <w:p>
-      <w:pPr>
-        <w:numPr>
-          <w:ilvl w:val="0"/>
-          <w:numId w:val="1006"/>
-        </w:numPr>
-        <w:pStyle w:val="Compact"/>
-      </w:pPr>
-      <w:r>
-        <w:t xml:space="preserve">☐ Inhaltsdaten/Metadaten, Dokumentenschutz sowie Manipulation durch Menschen und Automaten vollständig absichern</w:t>
+        <w:t xml:space="preserve">☐ Lernkontrolle auf verbindlichen Prüfungsstoff und neue Kernbegriffe prüfen</w:t>
       </w:r>
     </w:p>
     <w:bookmarkEnd w:id="29"/>
-    <w:bookmarkStart w:id="30" w:name="abgrenzung-klasse-8"/>
+    <w:bookmarkEnd w:id="30"/>
+    <w:bookmarkStart w:id="33" w:name="lernbereich-2-repräsentation-von-daten"/>
     <w:p>
       <w:pPr>
         <w:pStyle w:val="Heading2"/>
       </w:pPr>
       <w:r>
-        <w:t xml:space="preserve">Abgrenzung Klasse 8</w:t>
+        <w:t xml:space="preserve">Lernbereich 2 – Repräsentation von Daten</w:t>
+      </w:r>
+    </w:p>
+    <w:bookmarkStart w:id="31" w:name="arbeitsheft-und-lehrerband-1"/>
+    <w:p>
+      <w:pPr>
+        <w:pStyle w:val="Heading3"/>
+      </w:pPr>
+      <w:r>
+        <w:t xml:space="preserve">Arbeitsheft und Lehrerband</w:t>
       </w:r>
     </w:p>
     <w:p>
@@ -957,7 +920,7 @@
         <w:pStyle w:val="Compact"/>
       </w:pPr>
       <w:r>
-        <w:t xml:space="preserve">☒ Eigenständigen Klasse-7-Pflichtbereich „Algorithmen und Programmierung“ entfernt</w:t>
+        <w:t xml:space="preserve">☒ Information und Daten</w:t>
       </w:r>
     </w:p>
     <w:p>
@@ -969,32 +932,173 @@
         <w:pStyle w:val="Compact"/>
       </w:pPr>
       <w:r>
-        <w:t xml:space="preserve">☒ vorhandenes Scratch-Material verlustfrei nach</w:t>
-      </w:r>
-      <w:r>
-        <w:t xml:space="preserve"> </w:t>
-      </w:r>
-      <w:r>
-        <w:rPr>
-          <w:rStyle w:val="VerbatimChar"/>
-        </w:rPr>
-        <w:t xml:space="preserve">Klasse_8/90_Zusatzmaterial_Scratch_aus_Klasse7</w:t>
-      </w:r>
-      <w:r>
-        <w:t xml:space="preserve"> </w:t>
-      </w:r>
-      <w:r>
-        <w:t xml:space="preserve">verschoben und als Zusatzmaterial gekennzeichnet</w:t>
+        <w:t xml:space="preserve">☒ Vielfalt der Darstellungsformen und digitale Medien</w:t>
       </w:r>
     </w:p>
-    <w:bookmarkEnd w:id="30"/>
-    <w:bookmarkStart w:id="31" w:name="wahlbereiche-1"/>
     <w:p>
       <w:pPr>
-        <w:pStyle w:val="Heading2"/>
-      </w:pPr>
-      <w:r>
-        <w:t xml:space="preserve">Wahlbereiche</w:t>
+        <w:numPr>
+          <w:ilvl w:val="0"/>
+          <w:numId w:val="1007"/>
+        </w:numPr>
+        <w:pStyle w:val="Compact"/>
+      </w:pPr>
+      <w:r>
+        <w:t xml:space="preserve">☒ problembezogene Auswahl von Anwendersoftware</w:t>
+      </w:r>
+    </w:p>
+    <w:p>
+      <w:pPr>
+        <w:numPr>
+          <w:ilvl w:val="0"/>
+          <w:numId w:val="1007"/>
+        </w:numPr>
+        <w:pStyle w:val="Compact"/>
+      </w:pPr>
+      <w:r>
+        <w:t xml:space="preserve">☒ weitere Anwendungssoftware als praktische Erweiterung vorgesehen</w:t>
+      </w:r>
+    </w:p>
+    <w:p>
+      <w:pPr>
+        <w:numPr>
+          <w:ilvl w:val="0"/>
+          <w:numId w:val="1007"/>
+        </w:numPr>
+        <w:pStyle w:val="Compact"/>
+      </w:pPr>
+      <w:r>
+        <w:t xml:space="preserve">☒ Trennung von Inhalt und Design</w:t>
+      </w:r>
+    </w:p>
+    <w:p>
+      <w:pPr>
+        <w:numPr>
+          <w:ilvl w:val="0"/>
+          <w:numId w:val="1007"/>
+        </w:numPr>
+        <w:pStyle w:val="Compact"/>
+      </w:pPr>
+      <w:r>
+        <w:t xml:space="preserve">☒ Automatisierung der Informationsverarbeitung mit konkretem Eingabe–Verarbeitung–Ergebnis-Schema</w:t>
+      </w:r>
+    </w:p>
+    <w:p>
+      <w:pPr>
+        <w:numPr>
+          <w:ilvl w:val="0"/>
+          <w:numId w:val="1007"/>
+        </w:numPr>
+        <w:pStyle w:val="Compact"/>
+      </w:pPr>
+      <w:r>
+        <w:t xml:space="preserve">☒ Objekt, Attribut und Attributwert</w:t>
+      </w:r>
+    </w:p>
+    <w:p>
+      <w:pPr>
+        <w:numPr>
+          <w:ilvl w:val="0"/>
+          <w:numId w:val="1007"/>
+        </w:numPr>
+        <w:pStyle w:val="Compact"/>
+      </w:pPr>
+      <w:r>
+        <w:t xml:space="preserve">☒ Klasse und Methode</w:t>
+      </w:r>
+    </w:p>
+    <w:p>
+      <w:pPr>
+        <w:numPr>
+          <w:ilvl w:val="0"/>
+          <w:numId w:val="1007"/>
+        </w:numPr>
+        <w:pStyle w:val="Compact"/>
+      </w:pPr>
+      <w:r>
+        <w:t xml:space="preserve">☒ Bildung/Zuordnung von Klassen und Objekten sowie vereinfachte Darstellung</w:t>
+      </w:r>
+    </w:p>
+    <w:p>
+      <w:pPr>
+        <w:numPr>
+          <w:ilvl w:val="0"/>
+          <w:numId w:val="1007"/>
+        </w:numPr>
+        <w:pStyle w:val="Compact"/>
+      </w:pPr>
+      <w:r>
+        <w:t xml:space="preserve">☒ Unterschied zwischen Änderung eines Objekts und unveränderter Klassenbeschreibung erläutert</w:t>
+      </w:r>
+    </w:p>
+    <w:p>
+      <w:pPr>
+        <w:numPr>
+          <w:ilvl w:val="0"/>
+          <w:numId w:val="1007"/>
+        </w:numPr>
+        <w:pStyle w:val="Compact"/>
+      </w:pPr>
+      <w:r>
+        <w:t xml:space="preserve">☒ Urheberrecht, Persönlichkeitsrechte, Quellenangaben, Zitat und Plagiat</w:t>
+      </w:r>
+    </w:p>
+    <w:p>
+      <w:pPr>
+        <w:numPr>
+          <w:ilvl w:val="0"/>
+          <w:numId w:val="1007"/>
+        </w:numPr>
+        <w:pStyle w:val="Compact"/>
+      </w:pPr>
+      <w:r>
+        <w:t xml:space="preserve">☒ Datenschutz/Datensicherheit sowie Inhaltsdaten und Metadaten</w:t>
+      </w:r>
+    </w:p>
+    <w:p>
+      <w:pPr>
+        <w:numPr>
+          <w:ilvl w:val="0"/>
+          <w:numId w:val="1007"/>
+        </w:numPr>
+        <w:pStyle w:val="Compact"/>
+      </w:pPr>
+      <w:r>
+        <w:t xml:space="preserve">☒ Dokumentenschutz über Zugriffsrechte, Freigaben und Sicherung betrachtet</w:t>
+      </w:r>
+    </w:p>
+    <w:p>
+      <w:pPr>
+        <w:numPr>
+          <w:ilvl w:val="0"/>
+          <w:numId w:val="1007"/>
+        </w:numPr>
+        <w:pStyle w:val="Compact"/>
+      </w:pPr>
+      <w:r>
+        <w:t xml:space="preserve">☒ Manipulation/Erzeugung von Medien durch Menschen und automatische Systeme</w:t>
+      </w:r>
+    </w:p>
+    <w:p>
+      <w:pPr>
+        <w:numPr>
+          <w:ilvl w:val="0"/>
+          <w:numId w:val="1007"/>
+        </w:numPr>
+        <w:pStyle w:val="Compact"/>
+      </w:pPr>
+      <w:r>
+        <w:t xml:space="preserve">☒ Quellen- und Kontextprüfung bei digitalen Medien</w:t>
+      </w:r>
+    </w:p>
+    <w:bookmarkEnd w:id="31"/>
+    <w:bookmarkStart w:id="32" w:name="werkteil-konsistenz-1"/>
+    <w:p>
+      <w:pPr>
+        <w:pStyle w:val="Heading3"/>
+      </w:pPr>
+      <w:r>
+        <w:t xml:space="preserve">Werkteil-Konsistenz</w:t>
       </w:r>
     </w:p>
     <w:p>
@@ -1006,7 +1110,7 @@
         <w:pStyle w:val="Compact"/>
       </w:pPr>
       <w:r>
-        <w:t xml:space="preserve">☒ Künstliche Intelligenz</w:t>
+        <w:t xml:space="preserve">☐ Präsentationen gegen die ergänzten Pflichtinhalte spiegeln</w:t>
       </w:r>
     </w:p>
     <w:p>
@@ -1018,7 +1122,7 @@
         <w:pStyle w:val="Compact"/>
       </w:pPr>
       <w:r>
-        <w:t xml:space="preserve">☒ Mobile Endgeräte strukturell vorhanden</w:t>
+        <w:t xml:space="preserve">☐ Lösungen und Material auf die neuen Aufgaben abstimmen</w:t>
       </w:r>
     </w:p>
     <w:p>
@@ -1030,37 +1134,133 @@
         <w:pStyle w:val="Compact"/>
       </w:pPr>
       <w:r>
-        <w:t xml:space="preserve">☒ Computergrafik strukturell vorhanden</w:t>
+        <w:t xml:space="preserve">☐ Lernkontrolle auf Metadaten, Automatisierung, Softwareauswahl und Schutzstrategien prüfen</w:t>
+      </w:r>
+    </w:p>
+    <w:bookmarkEnd w:id="32"/>
+    <w:bookmarkEnd w:id="33"/>
+    <w:bookmarkStart w:id="34" w:name="abgrenzung-klasse-8"/>
+    <w:p>
+      <w:pPr>
+        <w:pStyle w:val="Heading2"/>
+      </w:pPr>
+      <w:r>
+        <w:t xml:space="preserve">Abgrenzung Klasse 8</w:t>
       </w:r>
     </w:p>
     <w:p>
       <w:pPr>
         <w:numPr>
           <w:ilvl w:val="0"/>
-          <w:numId w:val="1008"/>
+          <w:numId w:val="1009"/>
         </w:numPr>
         <w:pStyle w:val="Compact"/>
       </w:pPr>
       <w:r>
-        <w:t xml:space="preserve">☐ Inhalte der drei Wahlbereiche jeweils separat gegen die verbindlichen Lehrplanziele prüfen</w:t>
-      </w:r>
-    </w:p>
-    <w:bookmarkEnd w:id="31"/>
-    <w:bookmarkStart w:id="32" w:name="status"/>
-    <w:p>
-      <w:pPr>
-        <w:pStyle w:val="Heading2"/>
-      </w:pPr>
-      <w:r>
-        <w:t xml:space="preserve">Status</w:t>
+        <w:t xml:space="preserve">☒ Eigenständigen Klasse-7-Pflichtbereich „Algorithmen und Programmierung“ entfernt</w:t>
       </w:r>
     </w:p>
     <w:p>
       <w:pPr>
+        <w:numPr>
+          <w:ilvl w:val="0"/>
+          <w:numId w:val="1009"/>
+        </w:numPr>
+        <w:pStyle w:val="Compact"/>
+      </w:pPr>
+      <w:r>
+        <w:t xml:space="preserve">☒ vorhandenes Scratch-Material verlustfrei nach</w:t>
+      </w:r>
+      <w:r>
+        <w:t xml:space="preserve"> </w:t>
+      </w:r>
+      <w:r>
+        <w:rPr>
+          <w:rStyle w:val="VerbatimChar"/>
+        </w:rPr>
+        <w:t xml:space="preserve">Klasse_8/90_Zusatzmaterial_Scratch_aus_Klasse7</w:t>
+      </w:r>
+      <w:r>
+        <w:t xml:space="preserve"> </w:t>
+      </w:r>
+      <w:r>
+        <w:t xml:space="preserve">verschoben und als Zusatzmaterial gekennzeichnet</w:t>
+      </w:r>
+    </w:p>
+    <w:bookmarkEnd w:id="34"/>
+    <w:bookmarkStart w:id="35" w:name="wahlbereiche-1"/>
+    <w:p>
+      <w:pPr>
+        <w:pStyle w:val="Heading2"/>
+      </w:pPr>
+      <w:r>
+        <w:t xml:space="preserve">Wahlbereiche</w:t>
+      </w:r>
+    </w:p>
+    <w:p>
+      <w:pPr>
+        <w:numPr>
+          <w:ilvl w:val="0"/>
+          <w:numId w:val="1010"/>
+        </w:numPr>
+        <w:pStyle w:val="Compact"/>
+      </w:pPr>
+      <w:r>
+        <w:t xml:space="preserve">☒ Künstliche Intelligenz strukturell vorhanden</w:t>
+      </w:r>
+    </w:p>
+    <w:p>
+      <w:pPr>
+        <w:numPr>
+          <w:ilvl w:val="0"/>
+          <w:numId w:val="1010"/>
+        </w:numPr>
+        <w:pStyle w:val="Compact"/>
+      </w:pPr>
+      <w:r>
+        <w:t xml:space="preserve">☒ Mobile Endgeräte strukturell vorhanden</w:t>
+      </w:r>
+    </w:p>
+    <w:p>
+      <w:pPr>
+        <w:numPr>
+          <w:ilvl w:val="0"/>
+          <w:numId w:val="1010"/>
+        </w:numPr>
+        <w:pStyle w:val="Compact"/>
+      </w:pPr>
+      <w:r>
+        <w:t xml:space="preserve">☒ Computergrafik strukturell vorhanden</w:t>
+      </w:r>
+    </w:p>
+    <w:p>
+      <w:pPr>
+        <w:numPr>
+          <w:ilvl w:val="0"/>
+          <w:numId w:val="1010"/>
+        </w:numPr>
+        <w:pStyle w:val="Compact"/>
+      </w:pPr>
+      <w:r>
+        <w:t xml:space="preserve">☐ Inhalte der drei Wahlbereiche jeweils separat gegen die verbindlichen Lehrplanziele prüfen</w:t>
+      </w:r>
+    </w:p>
+    <w:bookmarkEnd w:id="35"/>
+    <w:bookmarkStart w:id="36" w:name="status"/>
+    <w:p>
+      <w:pPr>
+        <w:pStyle w:val="Heading2"/>
+      </w:pPr>
+      <w:r>
+        <w:t xml:space="preserve">Status</w:t>
+      </w:r>
+    </w:p>
+    <w:p>
+      <w:pPr>
         <w:pStyle w:val="FirstParagraph"/>
       </w:pPr>
       <w:r>
-        <w:t xml:space="preserve">Klasse 7 ist mit diesem Stand</w:t>
+        <w:t xml:space="preserve">Klasse 7 ist</w:t>
       </w:r>
       <w:r>
         <w:t xml:space="preserve"> </w:t>
@@ -1070,14 +1270,14 @@
           <w:bCs/>
           <w:b/>
         </w:rPr>
-        <w:t xml:space="preserve">strukturell am Lehrplan 2022 ausgerichtet</w:t>
-      </w:r>
-      <w:r>
-        <w:t xml:space="preserve">. Inhaltlich bestehen die oben markierten Ergänzungs- und Prüfaufgaben; daher wird Klasse 7 noch nicht als vollständig abgeschlossen gekennzeichnet.</w:t>
+        <w:t xml:space="preserve">strukturell lehrplankonform</w:t>
+      </w:r>
+      <w:r>
+        <w:t xml:space="preserve">. Die beiden Pflichtlernbereiche sind in Arbeitsheft und Lehrerband inhaltlich gegen die zentralen Lehrplananforderungen nachgezogen. Noch offen ist die Konsistenzprüfung der übrigen Werkteile – insbesondere Präsentationen, Lösungen, Lernkontrollen – sowie der drei Wahlbereiche.</w:t>
       </w:r>
     </w:p>
-    <w:bookmarkEnd w:id="32"/>
-    <w:bookmarkEnd w:id="33"/>
+    <w:bookmarkEnd w:id="36"/>
+    <w:bookmarkEnd w:id="37"/>
     <w:sectPr>
       <w:headerReference r:id="rId9" w:type="default"/>
       <w:footerReference r:id="rId11" w:type="default"/>
@@ -1108,7 +1308,7 @@
       <w:rPr>
         <w:sz w:val="16"/>
       </w:rPr>
-      <w:t>Unterrichtsmaterial Oberschule Sachsen · Version v0.4.0-341-g0b15cca-dirty · Build 17.08.2026</w:t>
+      <w:t>Unterrichtsmaterial Oberschule Sachsen · Version v0.4.0-356-g3db0967-dirty · Build 17.08.2026</w:t>
     </w:r>
   </w:p>
 </w:ftr>
@@ -1658,6 +1858,12 @@
     <w:abstractNumId w:val="991"/>
   </w:num>
   <w:num w:numId="1008">
+    <w:abstractNumId w:val="991"/>
+  </w:num>
+  <w:num w:numId="1009">
+    <w:abstractNumId w:val="991"/>
+  </w:num>
+  <w:num w:numId="1010">
     <w:abstractNumId w:val="991"/>
   </w:num>
 </w:numbering>

--- a/Ausgabe/Klasse_7.docx
+++ b/Ausgabe/Klasse_7.docx
@@ -864,7 +864,7 @@
         <w:pStyle w:val="Compact"/>
       </w:pPr>
       <w:r>
-        <w:t xml:space="preserve">☐ Präsentationen gegen die ergänzten Pflichtinhalte spiegeln</w:t>
+        <w:t xml:space="preserve">☒ Präsentations-MD gegen die ergänzten Pflichtinhalte gespiegelt</w:t>
       </w:r>
     </w:p>
     <w:p>
@@ -876,7 +876,7 @@
         <w:pStyle w:val="Compact"/>
       </w:pPr>
       <w:r>
-        <w:t xml:space="preserve">☐ Lösungen/Aufgabenabdeckung prüfen und ergänzen</w:t>
+        <w:t xml:space="preserve">☒ Lösungen/Aufgabenabdeckung für Informatiksysteme, Speicher und Dateien ergänzt</w:t>
       </w:r>
     </w:p>
     <w:p>
@@ -888,7 +888,19 @@
         <w:pStyle w:val="Compact"/>
       </w:pPr>
       <w:r>
-        <w:t xml:space="preserve">☐ Lernkontrolle auf verbindlichen Prüfungsstoff und neue Kernbegriffe prüfen</w:t>
+        <w:t xml:space="preserve">☒ Lernkontrolle auf verbindlichen Prüfungsstoff und neue Kernbegriffe ausgerichtet</w:t>
+      </w:r>
+    </w:p>
+    <w:p>
+      <w:pPr>
+        <w:numPr>
+          <w:ilvl w:val="0"/>
+          <w:numId w:val="1006"/>
+        </w:numPr>
+        <w:pStyle w:val="Compact"/>
+      </w:pPr>
+      <w:r>
+        <w:t xml:space="preserve">☐ vorhandene PPTX-Master gegen die aktualisierten Präsentations-MD visuell prüfen/ggf. neu bauen</w:t>
       </w:r>
     </w:p>
     <w:bookmarkEnd w:id="29"/>
@@ -1110,7 +1122,7 @@
         <w:pStyle w:val="Compact"/>
       </w:pPr>
       <w:r>
-        <w:t xml:space="preserve">☐ Präsentationen gegen die ergänzten Pflichtinhalte spiegeln</w:t>
+        <w:t xml:space="preserve">☒ Präsentations-MD gegen die ergänzten Pflichtinhalte gespiegelt</w:t>
       </w:r>
     </w:p>
     <w:p>
@@ -1122,7 +1134,7 @@
         <w:pStyle w:val="Compact"/>
       </w:pPr>
       <w:r>
-        <w:t xml:space="preserve">☐ Lösungen und Material auf die neuen Aufgaben abstimmen</w:t>
+        <w:t xml:space="preserve">☒ Material und Lösungen auf die neuen Aufgaben abgestimmt</w:t>
       </w:r>
     </w:p>
     <w:p>
@@ -1134,7 +1146,19 @@
         <w:pStyle w:val="Compact"/>
       </w:pPr>
       <w:r>
-        <w:t xml:space="preserve">☐ Lernkontrolle auf Metadaten, Automatisierung, Softwareauswahl und Schutzstrategien prüfen</w:t>
+        <w:t xml:space="preserve">☒ Lernkontrolle auf Metadaten, Automatisierung, Softwareauswahl und Schutzstrategien geprüft</w:t>
+      </w:r>
+    </w:p>
+    <w:p>
+      <w:pPr>
+        <w:numPr>
+          <w:ilvl w:val="0"/>
+          <w:numId w:val="1008"/>
+        </w:numPr>
+        <w:pStyle w:val="Compact"/>
+      </w:pPr>
+      <w:r>
+        <w:t xml:space="preserve">☐ vorhandene PPTX-Master gegen die aktualisierten Präsentations-MD visuell prüfen/ggf. neu bauen</w:t>
       </w:r>
     </w:p>
     <w:bookmarkEnd w:id="32"/>
@@ -1273,7 +1297,7 @@
         <w:t xml:space="preserve">strukturell lehrplankonform</w:t>
       </w:r>
       <w:r>
-        <w:t xml:space="preserve">. Die beiden Pflichtlernbereiche sind in Arbeitsheft und Lehrerband inhaltlich gegen die zentralen Lehrplananforderungen nachgezogen. Noch offen ist die Konsistenzprüfung der übrigen Werkteile – insbesondere Präsentationen, Lösungen, Lernkontrollen – sowie der drei Wahlbereiche.</w:t>
+        <w:t xml:space="preserve">. Die beiden Pflichtlernbereiche sind in Arbeitsheft, Lehrerband, Präsentations-MD, Material/Lösungen und Lernkontrollen gegen die zentralen Lehrplananforderungen nachgezogen. Noch offen ist die visuelle Prüfung bzw. der Neubau der vorhandenen PPTX-Master sowie der separate Lehrplanabgleich der drei Wahlbereiche.</w:t>
       </w:r>
     </w:p>
     <w:bookmarkEnd w:id="36"/>
@@ -1308,7 +1332,7 @@
       <w:rPr>
         <w:sz w:val="16"/>
       </w:rPr>
-      <w:t>Unterrichtsmaterial Oberschule Sachsen · Version v0.4.0-356-g3db0967-dirty · Build 17.08.2026</w:t>
+      <w:t>Unterrichtsmaterial Oberschule Sachsen · Version v0.4.0-376-gf442749-dirty · Build 17.08.2026</w:t>
     </w:r>
   </w:p>
 </w:ftr>

--- a/Ausgabe/Klasse_7.docx
+++ b/Ausgabe/Klasse_7.docx
@@ -864,7 +864,7 @@
         <w:pStyle w:val="Compact"/>
       </w:pPr>
       <w:r>
-        <w:t xml:space="preserve">☐ Präsentationen gegen die ergänzten Pflichtinhalte spiegeln</w:t>
+        <w:t xml:space="preserve">☒ Präsentations-MD zu 07–09 gegen die ergänzten Pflichtinhalte gespiegelt</w:t>
       </w:r>
     </w:p>
     <w:p>
@@ -876,7 +876,7 @@
         <w:pStyle w:val="Compact"/>
       </w:pPr>
       <w:r>
-        <w:t xml:space="preserve">☐ Lösungen/Aufgabenabdeckung prüfen und ergänzen</w:t>
+        <w:t xml:space="preserve">☒ Material zu Systembereitschaft, Lizenzformen und Speicher ergänzt</w:t>
       </w:r>
     </w:p>
     <w:p>
@@ -888,7 +888,31 @@
         <w:pStyle w:val="Compact"/>
       </w:pPr>
       <w:r>
-        <w:t xml:space="preserve">☐ Lernkontrolle auf verbindlichen Prüfungsstoff und neue Kernbegriffe prüfen</w:t>
+        <w:t xml:space="preserve">☒ Lernkontrolle auf verbindlichen Prüfungsstoff und neue Kernbegriffe geprüft und ersetzt</w:t>
+      </w:r>
+    </w:p>
+    <w:p>
+      <w:pPr>
+        <w:numPr>
+          <w:ilvl w:val="0"/>
+          <w:numId w:val="1006"/>
+        </w:numPr>
+        <w:pStyle w:val="Compact"/>
+      </w:pPr>
+      <w:r>
+        <w:t xml:space="preserve">☒ Lösung zur Lernkontrolle angepasst</w:t>
+      </w:r>
+    </w:p>
+    <w:p>
+      <w:pPr>
+        <w:numPr>
+          <w:ilvl w:val="0"/>
+          <w:numId w:val="1006"/>
+        </w:numPr>
+        <w:pStyle w:val="Compact"/>
+      </w:pPr>
+      <w:r>
+        <w:t xml:space="preserve">☐ vorhandene PPTX-Master visuell gegen den aktualisierten Folienplan prüfen bzw. neu erzeugen</w:t>
       </w:r>
     </w:p>
     <w:bookmarkEnd w:id="29"/>
@@ -1110,7 +1134,7 @@
         <w:pStyle w:val="Compact"/>
       </w:pPr>
       <w:r>
-        <w:t xml:space="preserve">☐ Präsentationen gegen die ergänzten Pflichtinhalte spiegeln</w:t>
+        <w:t xml:space="preserve">☒ Präsentations-MD 01–03 und 04–06 gegen die ergänzten Pflichtinhalte gespiegelt</w:t>
       </w:r>
     </w:p>
     <w:p>
@@ -1122,7 +1146,7 @@
         <w:pStyle w:val="Compact"/>
       </w:pPr>
       <w:r>
-        <w:t xml:space="preserve">☐ Lösungen und Material auf die neuen Aufgaben abstimmen</w:t>
+        <w:t xml:space="preserve">☒ Material zu Metadaten, Dokumentenschutz, Manipulation, Zitat und Plagiat ergänzt</w:t>
       </w:r>
     </w:p>
     <w:p>
@@ -1134,7 +1158,31 @@
         <w:pStyle w:val="Compact"/>
       </w:pPr>
       <w:r>
-        <w:t xml:space="preserve">☐ Lernkontrolle auf Metadaten, Automatisierung, Softwareauswahl und Schutzstrategien prüfen</w:t>
+        <w:t xml:space="preserve">☒ Lernkontrolle auf Metadaten, Automatisierung, Softwareauswahl und Schutzstrategien geprüft und ersetzt</w:t>
+      </w:r>
+    </w:p>
+    <w:p>
+      <w:pPr>
+        <w:numPr>
+          <w:ilvl w:val="0"/>
+          <w:numId w:val="1008"/>
+        </w:numPr>
+        <w:pStyle w:val="Compact"/>
+      </w:pPr>
+      <w:r>
+        <w:t xml:space="preserve">☒ Lösung zur Lernkontrolle angepasst</w:t>
+      </w:r>
+    </w:p>
+    <w:p>
+      <w:pPr>
+        <w:numPr>
+          <w:ilvl w:val="0"/>
+          <w:numId w:val="1008"/>
+        </w:numPr>
+        <w:pStyle w:val="Compact"/>
+      </w:pPr>
+      <w:r>
+        <w:t xml:space="preserve">☐ vorhandene PPTX-Master visuell gegen die aktualisierten Folienpläne prüfen bzw. neu erzeugen</w:t>
       </w:r>
     </w:p>
     <w:bookmarkEnd w:id="32"/>
@@ -1273,7 +1321,7 @@
         <w:t xml:space="preserve">strukturell lehrplankonform</w:t>
       </w:r>
       <w:r>
-        <w:t xml:space="preserve">. Die beiden Pflichtlernbereiche sind in Arbeitsheft und Lehrerband inhaltlich gegen die zentralen Lehrplananforderungen nachgezogen. Noch offen ist die Konsistenzprüfung der übrigen Werkteile – insbesondere Präsentationen, Lösungen, Lernkontrollen – sowie der drei Wahlbereiche.</w:t>
+        <w:t xml:space="preserve">. Die beiden Pflichtlernbereiche sind in Arbeitsheft, Lehrerband, Präsentationsplänen, ergänzenden Materialien sowie Lernkontrollen gegen die zentralen Lehrplananforderungen nachgezogen. Noch offen ist die visuelle Aktualisierung bzw. Neuerzeugung der PPTX-Master sowie der separate Lehrplanabgleich der drei Wahlbereiche.</w:t>
       </w:r>
     </w:p>
     <w:bookmarkEnd w:id="36"/>
@@ -1308,7 +1356,7 @@
       <w:rPr>
         <w:sz w:val="16"/>
       </w:rPr>
-      <w:t>Unterrichtsmaterial Oberschule Sachsen · Version v0.4.0-356-g3db0967-dirty · Build 17.08.2026</w:t>
+      <w:t>Unterrichtsmaterial Oberschule Sachsen · Version v0.4.0-376-g6ba679b-dirty · Build 17.08.2026</w:t>
     </w:r>
   </w:p>
 </w:ftr>

--- a/Ausgabe/Klasse_7.docx
+++ b/Ausgabe/Klasse_7.docx
@@ -864,7 +864,7 @@
         <w:pStyle w:val="Compact"/>
       </w:pPr>
       <w:r>
-        <w:t xml:space="preserve">☐ Präsentationen gegen die ergänzten Pflichtinhalte spiegeln</w:t>
+        <w:t xml:space="preserve">☒ Präsentationsplan 07–09 gegen die ergänzten Pflichtinhalte gespiegelt</w:t>
       </w:r>
     </w:p>
     <w:p>
@@ -876,7 +876,7 @@
         <w:pStyle w:val="Compact"/>
       </w:pPr>
       <w:r>
-        <w:t xml:space="preserve">☐ Lösungen/Aufgabenabdeckung prüfen und ergänzen</w:t>
+        <w:t xml:space="preserve">☒ Material zu Systembereitschaft, Dateioperationen und Fehlermeldungen ergänzt</w:t>
       </w:r>
     </w:p>
     <w:p>
@@ -888,7 +888,19 @@
         <w:pStyle w:val="Compact"/>
       </w:pPr>
       <w:r>
-        <w:t xml:space="preserve">☐ Lernkontrolle auf verbindlichen Prüfungsstoff und neue Kernbegriffe prüfen</w:t>
+        <w:t xml:space="preserve">☒ Lösung zum neuen Material ergänzt</w:t>
+      </w:r>
+    </w:p>
+    <w:p>
+      <w:pPr>
+        <w:numPr>
+          <w:ilvl w:val="0"/>
+          <w:numId w:val="1006"/>
+        </w:numPr>
+        <w:pStyle w:val="Compact"/>
+      </w:pPr>
+      <w:r>
+        <w:t xml:space="preserve">☒ Lernkontrolle auf verbindlichen Prüfungsstoff und neue Kernbegriffe umgestellt</w:t>
       </w:r>
     </w:p>
     <w:bookmarkEnd w:id="29"/>
@@ -1110,7 +1122,7 @@
         <w:pStyle w:val="Compact"/>
       </w:pPr>
       <w:r>
-        <w:t xml:space="preserve">☐ Präsentationen gegen die ergänzten Pflichtinhalte spiegeln</w:t>
+        <w:t xml:space="preserve">☒ Präsentationspläne 01–03 und 04–06 gegen die ergänzten Pflichtinhalte gespiegelt</w:t>
       </w:r>
     </w:p>
     <w:p>
@@ -1122,7 +1134,7 @@
         <w:pStyle w:val="Compact"/>
       </w:pPr>
       <w:r>
-        <w:t xml:space="preserve">☐ Lösungen und Material auf die neuen Aufgaben abstimmen</w:t>
+        <w:t xml:space="preserve">☒ Material zu Quellen, Metadaten und Dokumentenschutz ergänzt</w:t>
       </w:r>
     </w:p>
     <w:p>
@@ -1134,7 +1146,19 @@
         <w:pStyle w:val="Compact"/>
       </w:pPr>
       <w:r>
-        <w:t xml:space="preserve">☐ Lernkontrolle auf Metadaten, Automatisierung, Softwareauswahl und Schutzstrategien prüfen</w:t>
+        <w:t xml:space="preserve">☒ Lösung zum neuen Material ergänzt</w:t>
+      </w:r>
+    </w:p>
+    <w:p>
+      <w:pPr>
+        <w:numPr>
+          <w:ilvl w:val="0"/>
+          <w:numId w:val="1008"/>
+        </w:numPr>
+        <w:pStyle w:val="Compact"/>
+      </w:pPr>
+      <w:r>
+        <w:t xml:space="preserve">☒ Lernkontrolle auf Metadaten, Automatisierung, Softwareauswahl und Schutzstrategien geprüft und ergänzt</w:t>
       </w:r>
     </w:p>
     <w:bookmarkEnd w:id="32"/>
@@ -1260,7 +1284,7 @@
         <w:pStyle w:val="FirstParagraph"/>
       </w:pPr>
       <w:r>
-        <w:t xml:space="preserve">Klasse 7 ist</w:t>
+        <w:t xml:space="preserve">Klasse 7 ist in den beiden Pflichtlernbereichen</w:t>
       </w:r>
       <w:r>
         <w:t xml:space="preserve"> </w:t>
@@ -1270,10 +1294,10 @@
           <w:bCs/>
           <w:b/>
         </w:rPr>
-        <w:t xml:space="preserve">strukturell lehrplankonform</w:t>
-      </w:r>
-      <w:r>
-        <w:t xml:space="preserve">. Die beiden Pflichtlernbereiche sind in Arbeitsheft und Lehrerband inhaltlich gegen die zentralen Lehrplananforderungen nachgezogen. Noch offen ist die Konsistenzprüfung der übrigen Werkteile – insbesondere Präsentationen, Lösungen, Lernkontrollen – sowie der drei Wahlbereiche.</w:t>
+        <w:t xml:space="preserve">strukturell und inhaltlich lehrplankonform nachgezogen</w:t>
+      </w:r>
+      <w:r>
+        <w:t xml:space="preserve">. Arbeitsheft, Lehrerband, zentrale Präsentationspläne, ergänzende Materialien, Lösungen und Lernkontrollen spiegeln die verbindlichen Kernpunkte. Noch offen ist die separate Lehrplanprüfung der drei Wahlbereiche sowie bei Bedarf die Neuerzeugung bzw. Qualitätskontrolle der PPTX-Masterdateien aus den aktualisierten Präsentationsplänen.</w:t>
       </w:r>
     </w:p>
     <w:bookmarkEnd w:id="36"/>
@@ -1308,7 +1332,7 @@
       <w:rPr>
         <w:sz w:val="16"/>
       </w:rPr>
-      <w:t>Unterrichtsmaterial Oberschule Sachsen · Version v0.4.0-356-g3db0967-dirty · Build 17.08.2026</w:t>
+      <w:t>Unterrichtsmaterial Oberschule Sachsen · Version v0.4.0-378-g61c0f2a-dirty · Build 17.08.2026</w:t>
     </w:r>
   </w:p>
 </w:ftr>

--- a/Ausgabe/Klasse_7.docx
+++ b/Ausgabe/Klasse_7.docx
@@ -864,7 +864,7 @@
         <w:pStyle w:val="Compact"/>
       </w:pPr>
       <w:r>
-        <w:t xml:space="preserve">☐ Präsentationen gegen die ergänzten Pflichtinhalte spiegeln</w:t>
+        <w:t xml:space="preserve">☒ Präsentations-MD gegen die ergänzten Pflichtinhalte gespiegelt</w:t>
       </w:r>
     </w:p>
     <w:p>
@@ -876,7 +876,7 @@
         <w:pStyle w:val="Compact"/>
       </w:pPr>
       <w:r>
-        <w:t xml:space="preserve">☐ Lösungen/Aufgabenabdeckung prüfen und ergänzen</w:t>
+        <w:t xml:space="preserve">☒ Lösungen/Aufgabenabdeckung für Informatiksysteme, Speicher und Dateien ergänzt</w:t>
       </w:r>
     </w:p>
     <w:p>
@@ -888,7 +888,19 @@
         <w:pStyle w:val="Compact"/>
       </w:pPr>
       <w:r>
-        <w:t xml:space="preserve">☐ Lernkontrolle auf verbindlichen Prüfungsstoff und neue Kernbegriffe prüfen</w:t>
+        <w:t xml:space="preserve">☒ Lernkontrolle auf verbindlichen Prüfungsstoff und neue Kernbegriffe ausgerichtet</w:t>
+      </w:r>
+    </w:p>
+    <w:p>
+      <w:pPr>
+        <w:numPr>
+          <w:ilvl w:val="0"/>
+          <w:numId w:val="1006"/>
+        </w:numPr>
+        <w:pStyle w:val="Compact"/>
+      </w:pPr>
+      <w:r>
+        <w:t xml:space="preserve">☐ vorhandene PPTX-Master gegen die aktualisierten Präsentations-MD visuell prüfen/ggf. neu bauen</w:t>
       </w:r>
     </w:p>
     <w:bookmarkEnd w:id="29"/>
@@ -1110,7 +1122,7 @@
         <w:pStyle w:val="Compact"/>
       </w:pPr>
       <w:r>
-        <w:t xml:space="preserve">☐ Präsentationen gegen die ergänzten Pflichtinhalte spiegeln</w:t>
+        <w:t xml:space="preserve">☒ Präsentations-MD gegen die ergänzten Pflichtinhalte gespiegelt</w:t>
       </w:r>
     </w:p>
     <w:p>
@@ -1122,7 +1134,7 @@
         <w:pStyle w:val="Compact"/>
       </w:pPr>
       <w:r>
-        <w:t xml:space="preserve">☐ Lösungen und Material auf die neuen Aufgaben abstimmen</w:t>
+        <w:t xml:space="preserve">☒ Material und Lösungen auf die neuen Aufgaben abgestimmt</w:t>
       </w:r>
     </w:p>
     <w:p>
@@ -1134,7 +1146,19 @@
         <w:pStyle w:val="Compact"/>
       </w:pPr>
       <w:r>
-        <w:t xml:space="preserve">☐ Lernkontrolle auf Metadaten, Automatisierung, Softwareauswahl und Schutzstrategien prüfen</w:t>
+        <w:t xml:space="preserve">☒ Lernkontrolle auf Metadaten, Automatisierung, Softwareauswahl und Schutzstrategien geprüft</w:t>
+      </w:r>
+    </w:p>
+    <w:p>
+      <w:pPr>
+        <w:numPr>
+          <w:ilvl w:val="0"/>
+          <w:numId w:val="1008"/>
+        </w:numPr>
+        <w:pStyle w:val="Compact"/>
+      </w:pPr>
+      <w:r>
+        <w:t xml:space="preserve">☐ vorhandene PPTX-Master gegen die aktualisierten Präsentations-MD visuell prüfen/ggf. neu bauen</w:t>
       </w:r>
     </w:p>
     <w:bookmarkEnd w:id="32"/>
@@ -1273,7 +1297,7 @@
         <w:t xml:space="preserve">strukturell lehrplankonform</w:t>
       </w:r>
       <w:r>
-        <w:t xml:space="preserve">. Die beiden Pflichtlernbereiche sind in Arbeitsheft und Lehrerband inhaltlich gegen die zentralen Lehrplananforderungen nachgezogen. Noch offen ist die Konsistenzprüfung der übrigen Werkteile – insbesondere Präsentationen, Lösungen, Lernkontrollen – sowie der drei Wahlbereiche.</w:t>
+        <w:t xml:space="preserve">. Die beiden Pflichtlernbereiche sind in Arbeitsheft, Lehrerband, Präsentations-MD, Material/Lösungen und Lernkontrollen gegen die zentralen Lehrplananforderungen nachgezogen. Noch offen ist die visuelle Prüfung bzw. der Neubau der vorhandenen PPTX-Master sowie der separate Lehrplanabgleich der drei Wahlbereiche.</w:t>
       </w:r>
     </w:p>
     <w:bookmarkEnd w:id="36"/>
@@ -1308,7 +1332,7 @@
       <w:rPr>
         <w:sz w:val="16"/>
       </w:rPr>
-      <w:t>Unterrichtsmaterial Oberschule Sachsen · Version v0.4.0-356-g3db0967-dirty · Build 17.08.2026</w:t>
+      <w:t>Unterrichtsmaterial Oberschule Sachsen · Version v0.4.0-367-gb55ec7c-dirty · Build 17.08.2026</w:t>
     </w:r>
   </w:p>
 </w:ftr>

--- a/Ausgabe/Klasse_7.docx
+++ b/Ausgabe/Klasse_7.docx
@@ -1332,7 +1332,7 @@
       <w:rPr>
         <w:sz w:val="16"/>
       </w:rPr>
-      <w:t>Unterrichtsmaterial Oberschule Sachsen · Version v0.4.0-376-gf442749-dirty · Build 17.08.2026</w:t>
+      <w:t>Unterrichtsmaterial Oberschule Sachsen · Version v0.4.0-410-g8744ce6-dirty · Build 17.08.2026</w:t>
     </w:r>
   </w:p>
 </w:ftr>

--- a/Ausgabe/Klasse_7.docx
+++ b/Ausgabe/Klasse_7.docx
@@ -1332,7 +1332,7 @@
       <w:rPr>
         <w:sz w:val="16"/>
       </w:rPr>
-      <w:t>Unterrichtsmaterial Oberschule Sachsen · Version v0.4.0-410-g8744ce6-dirty · Build 17.08.2026</w:t>
+      <w:t>Unterrichtsmaterial Oberschule Sachsen · Version v0.4.0-444-gad95bb4-dirty · Build 18.08.2026</w:t>
     </w:r>
   </w:p>
 </w:ftr>

--- a/Ausgabe/Klasse_7.docx
+++ b/Ausgabe/Klasse_7.docx
@@ -1332,7 +1332,7 @@
       <w:rPr>
         <w:sz w:val="16"/>
       </w:rPr>
-      <w:t>Unterrichtsmaterial Oberschule Sachsen · Version v0.4.0-444-gad95bb4-dirty · Build 18.08.2026</w:t>
+      <w:t>Unterrichtsmaterial Oberschule Sachsen · Version v0.4.0-459-gb11fd20-dirty · Build 18.08.2026</w:t>
     </w:r>
   </w:p>
 </w:ftr>

--- a/Ausgabe/Klasse_7.docx
+++ b/Ausgabe/Klasse_7.docx
@@ -1332,7 +1332,7 @@
       <w:rPr>
         <w:sz w:val="16"/>
       </w:rPr>
-      <w:t>Unterrichtsmaterial Oberschule Sachsen · Version v0.4.0-459-gb11fd20-dirty · Build 18.08.2026</w:t>
+      <w:t>Unterrichtsmaterial Oberschule Sachsen · Version v0.4.0-444-gad95bb4-dirty · Build 18.08.2026</w:t>
     </w:r>
   </w:p>
 </w:ftr>

--- a/Ausgabe/Klasse_7.docx
+++ b/Ausgabe/Klasse_7.docx
@@ -1332,7 +1332,7 @@
       <w:rPr>
         <w:sz w:val="16"/>
       </w:rPr>
-      <w:t>Unterrichtsmaterial Oberschule Sachsen · Version v0.4.0-444-gad95bb4-dirty · Build 18.08.2026</w:t>
+      <w:t>Unterrichtsmaterial Oberschule Sachsen · Version v0.4.0-489-gf58e499-dirty · Build 18.08.2026</w:t>
     </w:r>
   </w:p>
 </w:ftr>

--- a/Ausgabe/Klasse_7.docx
+++ b/Ausgabe/Klasse_7.docx
@@ -1332,7 +1332,7 @@
       <w:rPr>
         <w:sz w:val="16"/>
       </w:rPr>
-      <w:t>Unterrichtsmaterial Oberschule Sachsen · Version v0.4.0-444-gad95bb4-dirty · Build 18.08.2026</w:t>
+      <w:t>Unterrichtsmaterial Oberschule Sachsen · Version v0.4.0-490-g2532335-dirty · Build 18.08.2026</w:t>
     </w:r>
   </w:p>
 </w:ftr>

--- a/Ausgabe/Klasse_7.docx
+++ b/Ausgabe/Klasse_7.docx
@@ -1332,7 +1332,7 @@
       <w:rPr>
         <w:sz w:val="16"/>
       </w:rPr>
-      <w:t>Unterrichtsmaterial Oberschule Sachsen · Version v0.4.0-490-g2532335-dirty · Build 18.08.2026</w:t>
+      <w:t>Unterrichtsmaterial Oberschule Sachsen · Version v0.4.0-521-gfaabf71-dirty · Build 19.08.2026</w:t>
     </w:r>
   </w:p>
 </w:ftr>

--- a/Ausgabe/Klasse_7.docx
+++ b/Ausgabe/Klasse_7.docx
@@ -1332,7 +1332,7 @@
       <w:rPr>
         <w:sz w:val="16"/>
       </w:rPr>
-      <w:t>Unterrichtsmaterial Oberschule Sachsen · Version v0.4.0-490-g2532335-dirty · Build 18.08.2026</w:t>
+      <w:t>Unterrichtsmaterial Oberschule Sachsen · Version v0.4.0-521-g87c4bcc-dirty · Build 19.08.2026</w:t>
     </w:r>
   </w:p>
 </w:ftr>

--- a/Ausgabe/Klasse_7.docx
+++ b/Ausgabe/Klasse_7.docx
@@ -1332,7 +1332,7 @@
       <w:rPr>
         <w:sz w:val="16"/>
       </w:rPr>
-      <w:t>Unterrichtsmaterial Oberschule Sachsen · Version v0.4.0-521-g87c4bcc-dirty · Build 19.08.2026</w:t>
+      <w:t>Unterrichtsmaterial Oberschule Sachsen · Version v0.4.0-527-gca6ed1b-dirty · Build 19.08.2026</w:t>
     </w:r>
   </w:p>
 </w:ftr>

--- a/Ausgabe/Klasse_7.docx
+++ b/Ausgabe/Klasse_7.docx
@@ -1332,7 +1332,7 @@
       <w:rPr>
         <w:sz w:val="16"/>
       </w:rPr>
-      <w:t>Unterrichtsmaterial Oberschule Sachsen · Version v0.4.0-527-gca6ed1b-dirty · Build 19.08.2026</w:t>
+      <w:t>Unterrichtsmaterial Oberschule Sachsen · Version v0.4.0-530-gbb43ae4-dirty · Build 20.08.2026</w:t>
     </w:r>
   </w:p>
 </w:ftr>

--- a/Ausgabe/Klasse_7.docx
+++ b/Ausgabe/Klasse_7.docx
@@ -1332,7 +1332,7 @@
       <w:rPr>
         <w:sz w:val="16"/>
       </w:rPr>
-      <w:t>Unterrichtsmaterial Oberschule Sachsen · Version v0.4.0-530-gbb43ae4-dirty · Build 20.08.2026</w:t>
+      <w:t>Unterrichtsmaterial Oberschule Sachsen · Version v0.4.0-534-gc09a6c6-dirty · Build 20.08.2026</w:t>
     </w:r>
   </w:p>
 </w:ftr>
